--- a/public/Hongming_Wang_Resume.docx
+++ b/public/Hongming_Wang_Resume.docx
@@ -4,38 +4,54 @@
   <w:body>
     <w:p>
       <w:pPr>
-        <w:pStyle w:val="16"/>
-        <w:jc w:val="center"/>
-      </w:pPr>
-      <w:r>
-        <w:t>HONGMING WANG</w:t>
-      </w:r>
-    </w:p>
-    <w:p>
-      <w:pPr>
-        <w:pStyle w:val="13"/>
-        <w:jc w:val="center"/>
-      </w:pPr>
-      <w:r>
-        <w:t>Full-Stack Developer</w:t>
-      </w:r>
-    </w:p>
-    <w:p>
-      <w:pPr>
         <w:spacing w:after="60"/>
         <w:jc w:val="center"/>
       </w:pPr>
       <w:r>
         <w:rPr>
-          <w:sz w:val="20"/>
-          <w:szCs w:val="20"/>
+          <w:rFonts w:ascii="Calibri" w:hAnsi="Calibri" w:eastAsia="Calibri" w:cs="Calibri"/>
+          <w:b/>
+          <w:bCs/>
+          <w:color w:val="000000"/>
+          <w:sz w:val="52"/>
+          <w:szCs w:val="52"/>
+        </w:rPr>
+        <w:t>HONGMING WANG</w:t>
+      </w:r>
+    </w:p>
+    <w:p>
+      <w:pPr>
+        <w:spacing w:after="80"/>
+        <w:jc w:val="center"/>
+      </w:pPr>
+      <w:r>
+        <w:rPr>
+          <w:rFonts w:ascii="Calibri" w:hAnsi="Calibri" w:eastAsia="Calibri" w:cs="Calibri"/>
+          <w:color w:val="333333"/>
+          <w:sz w:val="26"/>
+          <w:szCs w:val="26"/>
+        </w:rPr>
+        <w:t>Full-Stack Developer</w:t>
+      </w:r>
+    </w:p>
+    <w:p>
+      <w:pPr>
+        <w:spacing w:after="30"/>
+        <w:jc w:val="center"/>
+      </w:pPr>
+      <w:r>
+        <w:rPr>
+          <w:rFonts w:ascii="Calibri" w:hAnsi="Calibri" w:eastAsia="Calibri" w:cs="Calibri"/>
+          <w:color w:val="666666"/>
+          <w:sz w:val="21"/>
+          <w:szCs w:val="21"/>
         </w:rPr>
         <w:t>Vancouver, Canada  •  +1 778-861-1008  •  hongmingwangrabbit@gmail.com</w:t>
       </w:r>
     </w:p>
     <w:p>
       <w:pPr>
-        <w:spacing w:after="60"/>
+        <w:spacing w:after="160"/>
         <w:jc w:val="center"/>
       </w:pPr>
       <w:r>
@@ -49,26 +65,30 @@
       </w:r>
       <w:r>
         <w:rPr>
-          <w:color w:val="0563C1"/>
-          <w:sz w:val="20"/>
-          <w:szCs w:val="20"/>
+          <w:rFonts w:ascii="Calibri" w:hAnsi="Calibri" w:eastAsia="Calibri" w:cs="Calibri"/>
+          <w:color w:val="333333"/>
+          <w:sz w:val="21"/>
+          <w:szCs w:val="21"/>
           <w:u w:val="single"/>
         </w:rPr>
         <w:t>wanghongming.xyz</w:t>
       </w:r>
       <w:r>
         <w:rPr>
-          <w:color w:val="0563C1"/>
-          <w:sz w:val="20"/>
-          <w:szCs w:val="20"/>
+          <w:rFonts w:ascii="Calibri" w:hAnsi="Calibri" w:eastAsia="Calibri" w:cs="Calibri"/>
+          <w:color w:val="333333"/>
+          <w:sz w:val="21"/>
+          <w:szCs w:val="21"/>
           <w:u w:val="single"/>
         </w:rPr>
         <w:fldChar w:fldCharType="end"/>
       </w:r>
       <w:r>
         <w:rPr>
-          <w:sz w:val="20"/>
-          <w:szCs w:val="20"/>
+          <w:rFonts w:ascii="Calibri" w:hAnsi="Calibri" w:eastAsia="Calibri" w:cs="Calibri"/>
+          <w:color w:val="666666"/>
+          <w:sz w:val="21"/>
+          <w:szCs w:val="21"/>
         </w:rPr>
         <w:t xml:space="preserve">  •  </w:t>
       </w:r>
@@ -83,52 +103,79 @@
       </w:r>
       <w:r>
         <w:rPr>
-          <w:color w:val="0563C1"/>
-          <w:sz w:val="20"/>
-          <w:szCs w:val="20"/>
+          <w:rFonts w:ascii="Calibri" w:hAnsi="Calibri" w:eastAsia="Calibri" w:cs="Calibri"/>
+          <w:color w:val="333333"/>
+          <w:sz w:val="21"/>
+          <w:szCs w:val="21"/>
           <w:u w:val="single"/>
         </w:rPr>
         <w:t>linkedin.com/in/hongming-wang-tech</w:t>
       </w:r>
       <w:r>
         <w:rPr>
-          <w:color w:val="0563C1"/>
-          <w:sz w:val="20"/>
-          <w:szCs w:val="20"/>
+          <w:rFonts w:ascii="Calibri" w:hAnsi="Calibri" w:eastAsia="Calibri" w:cs="Calibri"/>
+          <w:color w:val="333333"/>
+          <w:sz w:val="21"/>
+          <w:szCs w:val="21"/>
           <w:u w:val="single"/>
         </w:rPr>
         <w:fldChar w:fldCharType="end"/>
       </w:r>
       <w:r>
         <w:rPr>
-          <w:sz w:val="20"/>
-          <w:szCs w:val="20"/>
+          <w:rFonts w:ascii="Calibri" w:hAnsi="Calibri" w:eastAsia="Calibri" w:cs="Calibri"/>
+          <w:color w:val="666666"/>
+          <w:sz w:val="21"/>
+          <w:szCs w:val="21"/>
         </w:rPr>
         <w:t xml:space="preserve">  •  </w:t>
       </w:r>
       <w:r>
+        <w:rPr>
+          <w:rFonts w:ascii="Calibri" w:hAnsi="Calibri" w:eastAsia="Calibri" w:cs="Calibri"/>
+          <w:color w:val="333333"/>
+          <w:sz w:val="21"/>
+          <w:szCs w:val="21"/>
+          <w:u w:val="single"/>
+        </w:rPr>
         <w:fldChar w:fldCharType="begin"/>
       </w:r>
       <w:r>
-        <w:instrText xml:space="preserve"> HYPERLINK "https://github.com/hongmingwang" </w:instrText>
-      </w:r>
-      <w:r>
+        <w:rPr>
+          <w:rFonts w:ascii="Calibri" w:hAnsi="Calibri" w:eastAsia="Calibri" w:cs="Calibri"/>
+          <w:color w:val="333333"/>
+          <w:sz w:val="21"/>
+          <w:szCs w:val="21"/>
+          <w:u w:val="single"/>
+        </w:rPr>
+        <w:instrText xml:space="preserve"> HYPERLINK "https://github.com/hongmingwang-rabbit" </w:instrText>
+      </w:r>
+      <w:r>
+        <w:rPr>
+          <w:rFonts w:ascii="Calibri" w:hAnsi="Calibri" w:eastAsia="Calibri" w:cs="Calibri"/>
+          <w:color w:val="333333"/>
+          <w:sz w:val="21"/>
+          <w:szCs w:val="21"/>
+          <w:u w:val="single"/>
+        </w:rPr>
         <w:fldChar w:fldCharType="separate"/>
       </w:r>
       <w:r>
         <w:rPr>
-          <w:color w:val="0563C1"/>
-          <w:sz w:val="20"/>
-          <w:szCs w:val="20"/>
+          <w:rFonts w:ascii="Calibri" w:hAnsi="Calibri" w:eastAsia="Calibri" w:cs="Calibri"/>
+          <w:color w:val="333333"/>
+          <w:sz w:val="21"/>
+          <w:szCs w:val="21"/>
           <w:u w:val="single"/>
         </w:rPr>
-        <w:t>github.com/hongmingwang</w:t>
-      </w:r>
-      <w:r>
-        <w:rPr>
-          <w:color w:val="0563C1"/>
-          <w:sz w:val="20"/>
-          <w:szCs w:val="20"/>
+        <w:t>github.com/hongmingwang-rabbit</w:t>
+      </w:r>
+      <w:r>
+        <w:rPr>
+          <w:rFonts w:ascii="Calibri" w:hAnsi="Calibri" w:eastAsia="Calibri" w:cs="Calibri"/>
+          <w:color w:val="333333"/>
+          <w:sz w:val="21"/>
+          <w:szCs w:val="21"/>
           <w:u w:val="single"/>
         </w:rPr>
         <w:fldChar w:fldCharType="end"/>
@@ -136,450 +183,1497 @@
     </w:p>
     <w:p>
       <w:pPr>
-        <w:pStyle w:val="17"/>
-      </w:pPr>
-      <w:r>
-        <w:t>SUMMARY</w:t>
-      </w:r>
-    </w:p>
-    <w:p>
-      <w:r>
-        <w:t>Full-Stack Developer with 4+ years of experience building scalable web applications, SaaS platforms, and Web3 solutions. Proven ability to deliver end-to-end products using mo</w:t>
+        <w:pBdr>
+          <w:bottom w:val="single" w:color="000000" w:sz="6" w:space="0"/>
+        </w:pBdr>
+        <w:spacing w:before="280" w:after="100"/>
+      </w:pPr>
+      <w:r>
+        <w:rPr>
+          <w:rFonts w:ascii="Calibri" w:hAnsi="Calibri" w:eastAsia="Calibri" w:cs="Calibri"/>
+          <w:b/>
+          <w:bCs/>
+          <w:caps/>
+          <w:color w:val="000000"/>
+          <w:sz w:val="26"/>
+          <w:szCs w:val="26"/>
+        </w:rPr>
+        <w:t>Summary</w:t>
       </w:r>
       <w:bookmarkStart w:id="0" w:name="_GoBack"/>
       <w:bookmarkEnd w:id="0"/>
-      <w:r>
-        <w:t>dern JavaScript frameworks, cloud infrastructure, and AI technologies. Founder experience with strong ownership mindset and ability to ship fast. 20+ projects completed across fintech, gaming, e-commerce, and AI applications.</w:t>
-      </w:r>
-    </w:p>
-    <w:p>
-      <w:pPr>
-        <w:pStyle w:val="17"/>
-      </w:pPr>
-      <w:r>
-        <w:t>EXPERIENCE</w:t>
-      </w:r>
-    </w:p>
-    <w:p>
-      <w:pPr>
-        <w:pStyle w:val="18"/>
-      </w:pPr>
-      <w:r>
-        <w:rPr>
-          <w:b/>
-          <w:bCs/>
+    </w:p>
+    <w:p>
+      <w:pPr>
+        <w:spacing w:after="100"/>
+      </w:pPr>
+      <w:r>
+        <w:rPr>
+          <w:rFonts w:ascii="Calibri" w:hAnsi="Calibri" w:eastAsia="Calibri" w:cs="Calibri"/>
+          <w:color w:val="333333"/>
+          <w:sz w:val="21"/>
+          <w:szCs w:val="21"/>
+        </w:rPr>
+        <w:t>Full-Stack Developer with 4+ years of experience building production DeFi platforms, multi-tenant SaaS, and AI-powered applications. Core expertise in React/Next.js frontend with strong backend skills in Node.js, PostgreSQL, and API design. Built multi-chain DeFi ecosystem processing $90M+ trading volume with 53K+ users. Experienced in end-to-end product delivery: from database architecture and DevOps to payment integrations and real-time data systems. Leverages AI coding tools (Claude Code, Cursor, Gemini) for rapid iteration while enforcing modular, scalable, and maintainable architecture with comprehensive documentation.</w:t>
+      </w:r>
+    </w:p>
+    <w:p>
+      <w:pPr>
+        <w:pBdr>
+          <w:bottom w:val="single" w:color="000000" w:sz="6" w:space="0"/>
+        </w:pBdr>
+        <w:spacing w:before="280" w:after="100"/>
+      </w:pPr>
+      <w:r>
+        <w:rPr>
+          <w:rFonts w:ascii="Calibri" w:hAnsi="Calibri" w:eastAsia="Calibri" w:cs="Calibri"/>
+          <w:b/>
+          <w:bCs/>
+          <w:caps/>
+          <w:color w:val="000000"/>
+          <w:sz w:val="26"/>
+          <w:szCs w:val="26"/>
+        </w:rPr>
+        <w:t>Experience</w:t>
+      </w:r>
+    </w:p>
+    <w:p>
+      <w:pPr>
+        <w:spacing w:before="220" w:after="40"/>
+      </w:pPr>
+      <w:r>
+        <w:rPr>
+          <w:rFonts w:ascii="Calibri" w:hAnsi="Calibri" w:eastAsia="Calibri" w:cs="Calibri"/>
+          <w:b/>
+          <w:bCs/>
+          <w:color w:val="000000"/>
+          <w:sz w:val="23"/>
+          <w:szCs w:val="23"/>
         </w:rPr>
         <w:t>Full-Stack Engineer</w:t>
       </w:r>
       <w:r>
         <w:rPr>
-          <w:b w:val="0"/>
-          <w:bCs w:val="0"/>
-        </w:rPr>
-        <w:t xml:space="preserve">  |  Honeypot Finance</w:t>
-      </w:r>
-      <w:r>
-        <w:rPr>
-          <w:b w:val="0"/>
-          <w:bCs w:val="0"/>
+          <w:rFonts w:ascii="Calibri" w:hAnsi="Calibri" w:eastAsia="Calibri" w:cs="Calibri"/>
+          <w:color w:val="666666"/>
+          <w:sz w:val="23"/>
+          <w:szCs w:val="23"/>
+        </w:rPr>
+        <w:t xml:space="preserve">  |  </w:t>
+      </w:r>
+      <w:r>
+        <w:rPr>
+          <w:rFonts w:ascii="Calibri" w:hAnsi="Calibri" w:eastAsia="Calibri" w:cs="Calibri"/>
+          <w:color w:val="333333"/>
+          <w:sz w:val="23"/>
+          <w:szCs w:val="23"/>
+        </w:rPr>
+        <w:t>Honeypot Finance</w:t>
+      </w:r>
+      <w:r>
+        <w:rPr>
+          <w:rFonts w:ascii="Calibri" w:hAnsi="Calibri" w:eastAsia="Calibri" w:cs="Calibri"/>
+          <w:color w:val="666666"/>
+          <w:sz w:val="23"/>
+          <w:szCs w:val="23"/>
+        </w:rPr>
+        <w:t xml:space="preserve">  |  </w:t>
+      </w:r>
+      <w:r>
+        <w:rPr>
+          <w:rFonts w:ascii="Calibri" w:hAnsi="Calibri" w:eastAsia="Calibri" w:cs="Calibri"/>
           <w:i/>
           <w:iCs/>
-        </w:rPr>
-        <w:t xml:space="preserve">  |  2024 - Present</w:t>
-      </w:r>
-    </w:p>
-    <w:p>
-      <w:r>
-        <w:t>• Built Web3 DeFi applications serving thousands of users using React, Next.js, and TypeScript</w:t>
-      </w:r>
-    </w:p>
-    <w:p>
-      <w:r>
-        <w:t>• Led frontend architecture decisions and implemented responsive, high-performance UIs</w:t>
-      </w:r>
-    </w:p>
-    <w:p>
-      <w:r>
-        <w:t>• Developed smart contract integrations and blockchain features for decentralized finance platforms</w:t>
-      </w:r>
-    </w:p>
-    <w:p>
-      <w:r>
-        <w:t>• Designed marketing campaigns including point systems and KOL partnerships for token events</w:t>
-      </w:r>
-    </w:p>
-    <w:p>
-      <w:pPr>
-        <w:pStyle w:val="18"/>
-      </w:pPr>
-      <w:r>
-        <w:rPr>
-          <w:b/>
-          <w:bCs/>
-        </w:rPr>
-        <w:t>Freelance Web Developer</w:t>
-      </w:r>
-      <w:r>
-        <w:rPr>
-          <w:b w:val="0"/>
-          <w:bCs w:val="0"/>
-        </w:rPr>
-        <w:t xml:space="preserve">  |  Self-Employed</w:t>
-      </w:r>
-      <w:r>
-        <w:rPr>
-          <w:b w:val="0"/>
-          <w:bCs w:val="0"/>
+          <w:color w:val="666666"/>
+          <w:sz w:val="23"/>
+          <w:szCs w:val="23"/>
+        </w:rPr>
+        <w:t>2024 - Present</w:t>
+      </w:r>
+    </w:p>
+    <w:p>
+      <w:pPr>
+        <w:spacing w:after="60"/>
+      </w:pPr>
+      <w:r>
+        <w:rPr>
+          <w:rFonts w:ascii="Calibri" w:hAnsi="Calibri" w:eastAsia="Calibri" w:cs="Calibri"/>
           <w:i/>
           <w:iCs/>
-        </w:rPr>
-        <w:t xml:space="preserve">  |  2023</w:t>
-      </w:r>
-    </w:p>
-    <w:p>
-      <w:r>
-        <w:t>• Built custom e-commerce platforms with payment integration and inventory management</w:t>
-      </w:r>
-    </w:p>
-    <w:p>
-      <w:r>
-        <w:t>• Developed professional portfolio sites and landing pages for clients</w:t>
-      </w:r>
-    </w:p>
-    <w:p>
-      <w:r>
-        <w:t>• Created all-in-one restaurant solutions with online ordering and reservations</w:t>
-      </w:r>
-    </w:p>
-    <w:p>
-      <w:pPr>
-        <w:pStyle w:val="18"/>
-      </w:pPr>
-      <w:r>
-        <w:rPr>
-          <w:b/>
-          <w:bCs/>
-        </w:rPr>
-        <w:t>Front-End Developer</w:t>
-      </w:r>
-      <w:r>
-        <w:rPr>
-          <w:b w:val="0"/>
-          <w:bCs w:val="0"/>
-        </w:rPr>
-        <w:t xml:space="preserve">  |  Cuckoo Games</w:t>
-      </w:r>
-      <w:r>
-        <w:rPr>
-          <w:b w:val="0"/>
-          <w:bCs w:val="0"/>
+          <w:color w:val="666666"/>
+          <w:sz w:val="21"/>
+          <w:szCs w:val="21"/>
+        </w:rPr>
+        <w:t>Multi-chain DeFi platform ecosystem: $90M+ trading volume, 53K+ active users, 1.9M+ trades executed</w:t>
+      </w:r>
+    </w:p>
+    <w:p>
+      <w:pPr>
+        <w:spacing w:after="40"/>
+        <w:ind w:left="180"/>
+      </w:pPr>
+      <w:r>
+        <w:rPr>
+          <w:rFonts w:ascii="Calibri" w:hAnsi="Calibri" w:eastAsia="Calibri" w:cs="Calibri"/>
+          <w:color w:val="333333"/>
+          <w:sz w:val="21"/>
+          <w:szCs w:val="21"/>
+        </w:rPr>
+        <w:t>•  Architected Nx monorepo with 6 interconnected Next.js applications: DEX (Wasabee), memecoin launchpad (Pot2Pump), IDO platform (Dreampad), governance token market, unified vault dashboard, and token vesting interface</w:t>
+      </w:r>
+    </w:p>
+    <w:p>
+      <w:pPr>
+        <w:spacing w:after="40"/>
+        <w:ind w:left="180"/>
+      </w:pPr>
+      <w:r>
+        <w:rPr>
+          <w:rFonts w:ascii="Calibri" w:hAnsi="Calibri" w:eastAsia="Calibri" w:cs="Calibri"/>
+          <w:color w:val="333333"/>
+          <w:sz w:val="21"/>
+          <w:szCs w:val="21"/>
+        </w:rPr>
+        <w:t>•  Built perpetual futures DEX on Orderly Network with TradingView charts, real-time order book, positions management, and live PnL tracking</w:t>
+      </w:r>
+    </w:p>
+    <w:p>
+      <w:pPr>
+        <w:spacing w:after="40"/>
+        <w:ind w:left="180"/>
+      </w:pPr>
+      <w:r>
+        <w:rPr>
+          <w:rFonts w:ascii="Calibri" w:hAnsi="Calibri" w:eastAsia="Calibri" w:cs="Calibri"/>
+          <w:color w:val="333333"/>
+          <w:sz w:val="21"/>
+          <w:szCs w:val="21"/>
+        </w:rPr>
+        <w:t>•  Developed full-featured DEX with Algebra AMM integration, limit order execution, liquidity pool management, and TradingView-compatible real-time price feeds (UDF data)</w:t>
+      </w:r>
+    </w:p>
+    <w:p>
+      <w:pPr>
+        <w:spacing w:after="40"/>
+        <w:ind w:left="180"/>
+      </w:pPr>
+      <w:r>
+        <w:rPr>
+          <w:rFonts w:ascii="Calibri" w:hAnsi="Calibri" w:eastAsia="Calibri" w:cs="Calibri"/>
+          <w:color w:val="333333"/>
+          <w:sz w:val="21"/>
+          <w:szCs w:val="21"/>
+        </w:rPr>
+        <w:t>•  Built gamified token launchpad supporting LBP, IDO, and FTO mechanisms with real-time progress tracking, countdown timers, and leaderboard rankings</w:t>
+      </w:r>
+    </w:p>
+    <w:p>
+      <w:pPr>
+        <w:spacing w:after="40"/>
+        <w:ind w:left="180"/>
+      </w:pPr>
+      <w:r>
+        <w:rPr>
+          <w:rFonts w:ascii="Calibri" w:hAnsi="Calibri" w:eastAsia="Calibri" w:cs="Calibri"/>
+          <w:color w:val="333333"/>
+          <w:sz w:val="21"/>
+          <w:szCs w:val="21"/>
+        </w:rPr>
+        <w:t>•  Designed pluggable multi-chain wallet architecture supporting Privy (social/email login), Web3-Onboard, RainbowKit, and Para SDK across EVM, Solana, and Cosmos ecosystems</w:t>
+      </w:r>
+    </w:p>
+    <w:p>
+      <w:pPr>
+        <w:spacing w:after="40"/>
+        <w:ind w:left="180"/>
+      </w:pPr>
+      <w:r>
+        <w:rPr>
+          <w:rFonts w:ascii="Calibri" w:hAnsi="Calibri" w:eastAsia="Calibri" w:cs="Calibri"/>
+          <w:color w:val="333333"/>
+          <w:sz w:val="21"/>
+          <w:szCs w:val="21"/>
+        </w:rPr>
+        <w:t>•  Built Subgraph integrations with Apollo GraphQL for real-time on-chain data indexing; developed tRPC APIs for type-safe internal communication</w:t>
+      </w:r>
+    </w:p>
+    <w:p>
+      <w:pPr>
+        <w:spacing w:after="40"/>
+        <w:ind w:left="180"/>
+      </w:pPr>
+      <w:r>
+        <w:rPr>
+          <w:rFonts w:ascii="Calibri" w:hAnsi="Calibri" w:eastAsia="Calibri" w:cs="Calibri"/>
+          <w:color w:val="333333"/>
+          <w:sz w:val="21"/>
+          <w:szCs w:val="21"/>
+        </w:rPr>
+        <w:t>•  Led testnet-to-mainnet migration with CI/CD pipelines, Vercel deployment, Sentry monitoring, and runtime configuration system for white-label customization</w:t>
+      </w:r>
+    </w:p>
+    <w:p>
+      <w:pPr>
+        <w:spacing w:after="100"/>
+        <w:ind w:left="180"/>
+      </w:pPr>
+      <w:r>
+        <w:rPr>
+          <w:rFonts w:ascii="Calibri" w:hAnsi="Calibri" w:eastAsia="Calibri" w:cs="Calibri"/>
+          <w:b/>
+          <w:bCs/>
+          <w:color w:val="666666"/>
+          <w:sz w:val="21"/>
+          <w:szCs w:val="21"/>
+        </w:rPr>
+        <w:t xml:space="preserve">Tech: </w:t>
+      </w:r>
+      <w:r>
+        <w:rPr>
+          <w:rFonts w:ascii="Calibri" w:hAnsi="Calibri" w:eastAsia="Calibri" w:cs="Calibri"/>
+          <w:color w:val="666666"/>
+          <w:sz w:val="21"/>
+          <w:szCs w:val="21"/>
+        </w:rPr>
+        <w:t>React 18, Next.js 14, TypeScript, Vite, Tailwind CSS, MobX, TanStack Query, Wagmi v2, Viem, ethers.js, Prisma, tRPC, Apollo GraphQL, Nx</w:t>
+      </w:r>
+    </w:p>
+    <w:p>
+      <w:pPr>
+        <w:spacing w:before="220" w:after="40"/>
+      </w:pPr>
+      <w:r>
+        <w:rPr>
+          <w:rFonts w:ascii="Calibri" w:hAnsi="Calibri" w:eastAsia="Calibri" w:cs="Calibri"/>
+          <w:b/>
+          <w:bCs/>
+          <w:color w:val="000000"/>
+          <w:sz w:val="23"/>
+          <w:szCs w:val="23"/>
+        </w:rPr>
+        <w:t>Freelance Full-Stack Developer</w:t>
+      </w:r>
+      <w:r>
+        <w:rPr>
+          <w:rFonts w:ascii="Calibri" w:hAnsi="Calibri" w:eastAsia="Calibri" w:cs="Calibri"/>
+          <w:color w:val="666666"/>
+          <w:sz w:val="23"/>
+          <w:szCs w:val="23"/>
+        </w:rPr>
+        <w:t xml:space="preserve">  |  </w:t>
+      </w:r>
+      <w:r>
+        <w:rPr>
+          <w:rFonts w:ascii="Calibri" w:hAnsi="Calibri" w:eastAsia="Calibri" w:cs="Calibri"/>
+          <w:color w:val="333333"/>
+          <w:sz w:val="23"/>
+          <w:szCs w:val="23"/>
+        </w:rPr>
+        <w:t>Self-Employed</w:t>
+      </w:r>
+      <w:r>
+        <w:rPr>
+          <w:rFonts w:ascii="Calibri" w:hAnsi="Calibri" w:eastAsia="Calibri" w:cs="Calibri"/>
+          <w:color w:val="666666"/>
+          <w:sz w:val="23"/>
+          <w:szCs w:val="23"/>
+        </w:rPr>
+        <w:t xml:space="preserve">  |  </w:t>
+      </w:r>
+      <w:r>
+        <w:rPr>
+          <w:rFonts w:ascii="Calibri" w:hAnsi="Calibri" w:eastAsia="Calibri" w:cs="Calibri"/>
           <w:i/>
           <w:iCs/>
-        </w:rPr>
-        <w:t xml:space="preserve">  |  2022</w:t>
-      </w:r>
-    </w:p>
-    <w:p>
-      <w:r>
-        <w:t>• Built interactive game UI components using React with focus on performance and UX</w:t>
-      </w:r>
-    </w:p>
-    <w:p>
-      <w:r>
-        <w:t>• Implemented responsive designs and smooth animations for gaming interfaces</w:t>
-      </w:r>
-    </w:p>
-    <w:p>
-      <w:r>
-        <w:t>• Optimized frontend performance for real-time interactive gaming experiences</w:t>
-      </w:r>
-    </w:p>
-    <w:p>
-      <w:pPr>
-        <w:pStyle w:val="18"/>
-      </w:pPr>
-      <w:r>
-        <w:rPr>
-          <w:b/>
-          <w:bCs/>
-        </w:rPr>
-        <w:t>IT Admin</w:t>
-      </w:r>
-      <w:r>
-        <w:rPr>
-          <w:b w:val="0"/>
-          <w:bCs w:val="0"/>
-        </w:rPr>
-        <w:t xml:space="preserve">  |  Haidilao</w:t>
-      </w:r>
-      <w:r>
-        <w:rPr>
-          <w:b w:val="0"/>
-          <w:bCs w:val="0"/>
+          <w:color w:val="666666"/>
+          <w:sz w:val="23"/>
+          <w:szCs w:val="23"/>
+        </w:rPr>
+        <w:t>2022 - 2023</w:t>
+      </w:r>
+    </w:p>
+    <w:p>
+      <w:pPr>
+        <w:spacing w:before="180" w:after="40"/>
+      </w:pPr>
+      <w:r>
+        <w:rPr>
+          <w:rFonts w:ascii="Calibri" w:hAnsi="Calibri" w:eastAsia="Calibri" w:cs="Calibri"/>
+          <w:b/>
+          <w:bCs/>
+          <w:color w:val="000000"/>
+          <w:sz w:val="22"/>
+          <w:szCs w:val="22"/>
+        </w:rPr>
+        <w:t>VE Studio E-Commerce Platform</w:t>
+      </w:r>
+      <w:r>
+        <w:rPr>
+          <w:rFonts w:ascii="Calibri" w:hAnsi="Calibri" w:eastAsia="Calibri" w:cs="Calibri"/>
+          <w:color w:val="666666"/>
+          <w:sz w:val="22"/>
+          <w:szCs w:val="22"/>
+        </w:rPr>
+        <w:t xml:space="preserve"> — </w:t>
+      </w:r>
+      <w:r>
+        <w:rPr>
+          <w:rFonts w:ascii="Calibri" w:hAnsi="Calibri" w:eastAsia="Calibri" w:cs="Calibri"/>
+          <w:color w:val="333333"/>
+          <w:sz w:val="22"/>
+          <w:szCs w:val="22"/>
+        </w:rPr>
+        <w:t>Full-stack e-commerce for luxury leather accessories</w:t>
+      </w:r>
+    </w:p>
+    <w:p>
+      <w:pPr>
+        <w:spacing w:after="40"/>
+        <w:ind w:left="180"/>
+      </w:pPr>
+      <w:r>
+        <w:rPr>
+          <w:rFonts w:ascii="Calibri" w:hAnsi="Calibri" w:eastAsia="Calibri" w:cs="Calibri"/>
+          <w:color w:val="333333"/>
+          <w:sz w:val="21"/>
+          <w:szCs w:val="21"/>
+        </w:rPr>
+        <w:t>•  Built production-ready REST API backend using Node.js, Express, and TypeScript with end-to-end Stripe payment integration</w:t>
+      </w:r>
+    </w:p>
+    <w:p>
+      <w:pPr>
+        <w:spacing w:after="40"/>
+        <w:ind w:left="180"/>
+      </w:pPr>
+      <w:r>
+        <w:rPr>
+          <w:rFonts w:ascii="Calibri" w:hAnsi="Calibri" w:eastAsia="Calibri" w:cs="Calibri"/>
+          <w:color w:val="333333"/>
+          <w:sz w:val="21"/>
+          <w:szCs w:val="21"/>
+        </w:rPr>
+        <w:t>•  Implemented Stripe payment intent creation, customer data management, webhook handling, address validation, and email receipts</w:t>
+      </w:r>
+    </w:p>
+    <w:p>
+      <w:pPr>
+        <w:spacing w:after="40"/>
+        <w:ind w:left="180"/>
+      </w:pPr>
+      <w:r>
+        <w:rPr>
+          <w:rFonts w:ascii="Calibri" w:hAnsi="Calibri" w:eastAsia="Calibri" w:cs="Calibri"/>
+          <w:color w:val="333333"/>
+          <w:sz w:val="21"/>
+          <w:szCs w:val="21"/>
+        </w:rPr>
+        <w:t>•  Integrated Builder.io headless CMS for dynamic product catalog and store configuration management</w:t>
+      </w:r>
+    </w:p>
+    <w:p>
+      <w:pPr>
+        <w:spacing w:after="40"/>
+        <w:ind w:left="180"/>
+      </w:pPr>
+      <w:r>
+        <w:rPr>
+          <w:rFonts w:ascii="Calibri" w:hAnsi="Calibri" w:eastAsia="Calibri" w:cs="Calibri"/>
+          <w:color w:val="333333"/>
+          <w:sz w:val="21"/>
+          <w:szCs w:val="21"/>
+        </w:rPr>
+        <w:t>•  Designed flexible product data model supporting color/size variants, combo bundles, and dynamic pricing with tax and shipping calculations</w:t>
+      </w:r>
+    </w:p>
+    <w:p>
+      <w:pPr>
+        <w:spacing w:after="40"/>
+        <w:ind w:left="180"/>
+      </w:pPr>
+      <w:r>
+        <w:rPr>
+          <w:rFonts w:ascii="Calibri" w:hAnsi="Calibri" w:eastAsia="Calibri" w:cs="Calibri"/>
+          <w:color w:val="333333"/>
+          <w:sz w:val="21"/>
+          <w:szCs w:val="21"/>
+        </w:rPr>
+        <w:t>•  Developed Next.js 14 frontend with App Router, Redux Toolkit state management, multi-step checkout flow with Zod validation</w:t>
+      </w:r>
+    </w:p>
+    <w:p>
+      <w:pPr>
+        <w:spacing w:after="40"/>
+        <w:ind w:left="180"/>
+      </w:pPr>
+      <w:r>
+        <w:rPr>
+          <w:rFonts w:ascii="Calibri" w:hAnsi="Calibri" w:eastAsia="Calibri" w:cs="Calibri"/>
+          <w:color w:val="333333"/>
+          <w:sz w:val="21"/>
+          <w:szCs w:val="21"/>
+        </w:rPr>
+        <w:t>•  Applied atomic design patterns for scalable component architecture; implemented SEO with dynamic metadata and OpenGraph tags</w:t>
+      </w:r>
+    </w:p>
+    <w:p>
+      <w:pPr>
+        <w:spacing w:after="100"/>
+        <w:ind w:left="180"/>
+      </w:pPr>
+      <w:r>
+        <w:rPr>
+          <w:rFonts w:ascii="Calibri" w:hAnsi="Calibri" w:eastAsia="Calibri" w:cs="Calibri"/>
+          <w:b/>
+          <w:bCs/>
+          <w:color w:val="666666"/>
+          <w:sz w:val="21"/>
+          <w:szCs w:val="21"/>
+        </w:rPr>
+        <w:t xml:space="preserve">Tech: </w:t>
+      </w:r>
+      <w:r>
+        <w:rPr>
+          <w:rFonts w:ascii="Calibri" w:hAnsi="Calibri" w:eastAsia="Calibri" w:cs="Calibri"/>
+          <w:color w:val="666666"/>
+          <w:sz w:val="21"/>
+          <w:szCs w:val="21"/>
+        </w:rPr>
+        <w:t>Next.js 14, Node.js, Express, TypeScript, Stripe API, Builder.io, Redux Toolkit, Zod, Framer Motion</w:t>
+      </w:r>
+    </w:p>
+    <w:p>
+      <w:pPr>
+        <w:spacing w:before="180" w:after="40"/>
+      </w:pPr>
+      <w:r>
+        <w:rPr>
+          <w:rFonts w:ascii="Calibri" w:hAnsi="Calibri" w:eastAsia="Calibri" w:cs="Calibri"/>
+          <w:b/>
+          <w:bCs/>
+          <w:color w:val="000000"/>
+          <w:sz w:val="22"/>
+          <w:szCs w:val="22"/>
+        </w:rPr>
+        <w:t>Spark Kitchen &amp; Bar</w:t>
+      </w:r>
+      <w:r>
+        <w:rPr>
+          <w:rFonts w:ascii="Calibri" w:hAnsi="Calibri" w:eastAsia="Calibri" w:cs="Calibri"/>
+          <w:color w:val="666666"/>
+          <w:sz w:val="22"/>
+          <w:szCs w:val="22"/>
+        </w:rPr>
+        <w:t xml:space="preserve"> — </w:t>
+      </w:r>
+      <w:r>
+        <w:rPr>
+          <w:rFonts w:ascii="Calibri" w:hAnsi="Calibri" w:eastAsia="Calibri" w:cs="Calibri"/>
+          <w:color w:val="333333"/>
+          <w:sz w:val="22"/>
+          <w:szCs w:val="22"/>
+        </w:rPr>
+        <w:t>Restaurant website with reservation system</w:t>
+      </w:r>
+    </w:p>
+    <w:p>
+      <w:pPr>
+        <w:spacing w:after="40"/>
+        <w:ind w:left="180"/>
+      </w:pPr>
+      <w:r>
+        <w:rPr>
+          <w:rFonts w:ascii="Calibri" w:hAnsi="Calibri" w:eastAsia="Calibri" w:cs="Calibri"/>
+          <w:color w:val="333333"/>
+          <w:sz w:val="21"/>
+          <w:szCs w:val="21"/>
+        </w:rPr>
+        <w:t>•  Built modern restaurant website using Next.js 13, React 18, and Builder.io headless CMS for non-technical content updates</w:t>
+      </w:r>
+    </w:p>
+    <w:p>
+      <w:pPr>
+        <w:spacing w:after="40"/>
+        <w:ind w:left="180"/>
+      </w:pPr>
+      <w:r>
+        <w:rPr>
+          <w:rFonts w:ascii="Calibri" w:hAnsi="Calibri" w:eastAsia="Calibri" w:cs="Calibri"/>
+          <w:color w:val="333333"/>
+          <w:sz w:val="21"/>
+          <w:szCs w:val="21"/>
+        </w:rPr>
+        <w:t>•  Implemented table reservation system with TableAgent integration, custom iframe widget with branded styling</w:t>
+      </w:r>
+    </w:p>
+    <w:p>
+      <w:pPr>
+        <w:spacing w:after="40"/>
+        <w:ind w:left="180"/>
+      </w:pPr>
+      <w:r>
+        <w:rPr>
+          <w:rFonts w:ascii="Calibri" w:hAnsi="Calibri" w:eastAsia="Calibri" w:cs="Calibri"/>
+          <w:color w:val="333333"/>
+          <w:sz w:val="21"/>
+          <w:szCs w:val="21"/>
+        </w:rPr>
+        <w:t>•  Created Next.js API routes for table availability search and booking operations</w:t>
+      </w:r>
+    </w:p>
+    <w:p>
+      <w:pPr>
+        <w:spacing w:before="220" w:after="40"/>
+      </w:pPr>
+      <w:r>
+        <w:rPr>
+          <w:rFonts w:ascii="Calibri" w:hAnsi="Calibri" w:eastAsia="Calibri" w:cs="Calibri"/>
+          <w:b/>
+          <w:bCs/>
+          <w:color w:val="000000"/>
+          <w:sz w:val="23"/>
+          <w:szCs w:val="23"/>
+        </w:rPr>
+        <w:t>Software Developer / IT Admin</w:t>
+      </w:r>
+      <w:r>
+        <w:rPr>
+          <w:rFonts w:ascii="Calibri" w:hAnsi="Calibri" w:eastAsia="Calibri" w:cs="Calibri"/>
+          <w:color w:val="666666"/>
+          <w:sz w:val="23"/>
+          <w:szCs w:val="23"/>
+        </w:rPr>
+        <w:t xml:space="preserve">  |  </w:t>
+      </w:r>
+      <w:r>
+        <w:rPr>
+          <w:rFonts w:ascii="Calibri" w:hAnsi="Calibri" w:eastAsia="Calibri" w:cs="Calibri"/>
+          <w:color w:val="333333"/>
+          <w:sz w:val="23"/>
+          <w:szCs w:val="23"/>
+        </w:rPr>
+        <w:t>Haidilao Hot Pot</w:t>
+      </w:r>
+      <w:r>
+        <w:rPr>
+          <w:rFonts w:ascii="Calibri" w:hAnsi="Calibri" w:eastAsia="Calibri" w:cs="Calibri"/>
+          <w:color w:val="666666"/>
+          <w:sz w:val="23"/>
+          <w:szCs w:val="23"/>
+        </w:rPr>
+        <w:t xml:space="preserve">  |  </w:t>
+      </w:r>
+      <w:r>
+        <w:rPr>
+          <w:rFonts w:ascii="Calibri" w:hAnsi="Calibri" w:eastAsia="Calibri" w:cs="Calibri"/>
           <w:i/>
           <w:iCs/>
-        </w:rPr>
-        <w:t xml:space="preserve">  |  2021</w:t>
-      </w:r>
-    </w:p>
-    <w:p>
-      <w:r>
-        <w:t>• Developed automation scripts to streamline IT operations and workflows</w:t>
-      </w:r>
-    </w:p>
-    <w:p>
-      <w:r>
-        <w:t>• Provided technical support and maintained IT infrastructure reliability</w:t>
-      </w:r>
-    </w:p>
-    <w:p>
-      <w:pPr>
-        <w:pStyle w:val="17"/>
-      </w:pPr>
-      <w:r>
-        <w:t>PROJECTS</w:t>
-      </w:r>
-    </w:p>
-    <w:p>
-      <w:pPr>
-        <w:pStyle w:val="18"/>
-      </w:pPr>
-      <w:r>
-        <w:rPr>
-          <w:b/>
-          <w:bCs/>
-        </w:rPr>
-        <w:t>PlotEngine</w:t>
-      </w:r>
-      <w:r>
-        <w:rPr>
-          <w:b w:val="0"/>
-          <w:bCs w:val="0"/>
-        </w:rPr>
-        <w:t xml:space="preserve"> — AI Writing Assistant SaaS</w:t>
-      </w:r>
-    </w:p>
-    <w:p>
-      <w:r>
-        <w:t>AI-powered cross-platform writing app with intelligent plot development tools and real-time suggestions. Built with Flutter, Dart, OpenAI API, Firebase. Features Google OAuth, cloud sync, and modular scalable architecture.</w:t>
-      </w:r>
-    </w:p>
-    <w:p>
-      <w:pPr>
-        <w:pStyle w:val="18"/>
-      </w:pPr>
-      <w:r>
-        <w:rPr>
-          <w:b/>
-          <w:bCs/>
-        </w:rPr>
-        <w:t>Personal Skill Map</w:t>
-      </w:r>
-      <w:r>
-        <w:rPr>
-          <w:b w:val="0"/>
-          <w:bCs w:val="0"/>
-        </w:rPr>
-        <w:t xml:space="preserve"> — Career Development Platform (personalskillmap.com)</w:t>
-      </w:r>
-    </w:p>
-    <w:p>
-      <w:r>
-        <w:t>AI-powered platform helping professionals visualize skills, explore 500+ career paths, and generate tailored resumes in multiple languages. Built with Next.js, React, React Flow, OpenAI API.</w:t>
-      </w:r>
-    </w:p>
-    <w:p>
-      <w:pPr>
-        <w:pStyle w:val="18"/>
-      </w:pPr>
-      <w:r>
-        <w:rPr>
-          <w:b/>
-          <w:bCs/>
-        </w:rPr>
-        <w:t>Point System SaaS</w:t>
-      </w:r>
-      <w:r>
-        <w:rPr>
-          <w:b w:val="0"/>
-          <w:bCs w:val="0"/>
-        </w:rPr>
-        <w:t xml:space="preserve"> — White-Label Rewards Platform</w:t>
-      </w:r>
-    </w:p>
-    <w:p>
-      <w:r>
-        <w:t>White-label SaaS for launching custom points and rewards systems with gamified loyalty programs and trading rewards. Built with Next.js, React, TypeScript.</w:t>
-      </w:r>
-    </w:p>
-    <w:p/>
-    <w:p>
-      <w:pPr>
-        <w:pStyle w:val="18"/>
-      </w:pPr>
-      <w:r>
-        <w:rPr>
-          <w:b/>
-          <w:bCs/>
-        </w:rPr>
-        <w:t>Client Projects</w:t>
-      </w:r>
-      <w:r>
-        <w:rPr>
-          <w:b w:val="0"/>
-          <w:bCs w:val="0"/>
-        </w:rPr>
-        <w:t xml:space="preserve"> — Spark Kitchen &amp; Bar, VE Studio E-commerce</w:t>
-      </w:r>
-    </w:p>
-    <w:p>
-      <w:r>
-        <w:t>Restaurant website with online ordering and reservations. E-commerce platform for luxury leather accessories. Both built with Next.js, React, Tailwind CSS.</w:t>
-      </w:r>
-    </w:p>
-    <w:p>
-      <w:pPr>
-        <w:pStyle w:val="17"/>
-      </w:pPr>
-      <w:r>
-        <w:t>SKILLS</w:t>
-      </w:r>
-    </w:p>
-    <w:p>
-      <w:r>
-        <w:rPr>
-          <w:b/>
-          <w:bCs/>
-        </w:rPr>
-        <w:t xml:space="preserve">Languages: </w:t>
-      </w:r>
-      <w:r>
-        <w:t>JavaScript, TypeScript, Python, Java, C#, C, C++</w:t>
-      </w:r>
-    </w:p>
-    <w:p>
-      <w:r>
-        <w:rPr>
-          <w:b/>
-          <w:bCs/>
-        </w:rPr>
-        <w:t xml:space="preserve">Frontend: </w:t>
-      </w:r>
-      <w:r>
-        <w:t>React, Next.js, Vue.js, Tailwind CSS, Sass, Framer Motion, Bootstrap</w:t>
-      </w:r>
-    </w:p>
-    <w:p>
-      <w:r>
-        <w:rPr>
-          <w:b/>
-          <w:bCs/>
-        </w:rPr>
-        <w:t xml:space="preserve">Backend: </w:t>
-      </w:r>
-      <w:r>
-        <w:t>Node.js, Express.js, Fastify, Django, Flask, REST APIs, GraphQL</w:t>
-      </w:r>
-    </w:p>
-    <w:p>
-      <w:r>
-        <w:rPr>
-          <w:b/>
-          <w:bCs/>
-        </w:rPr>
-        <w:t xml:space="preserve">Databases: </w:t>
-      </w:r>
-      <w:r>
-        <w:t>PostgreSQL, MySQL, MongoDB, Redis, MS SQL Server, Vector DBs</w:t>
-      </w:r>
-    </w:p>
-    <w:p>
-      <w:r>
-        <w:rPr>
-          <w:b/>
-          <w:bCs/>
-        </w:rPr>
-        <w:t xml:space="preserve">Cloud/DevOps: </w:t>
-      </w:r>
-      <w:r>
-        <w:t>AWS, GCP, Vercel, Docker, Kubernetes, CI/CD, GitHub Actions</w:t>
-      </w:r>
-    </w:p>
-    <w:p>
-      <w:r>
-        <w:rPr>
-          <w:b/>
-          <w:bCs/>
-        </w:rPr>
-        <w:t xml:space="preserve">AI/LLM: </w:t>
-      </w:r>
-      <w:r>
-        <w:t>OpenAI API, Prompt Engineering, RAG, LangChain</w:t>
-      </w:r>
-    </w:p>
-    <w:p>
-      <w:r>
-        <w:rPr>
-          <w:b/>
-          <w:bCs/>
-        </w:rPr>
-        <w:t xml:space="preserve">Mobile: </w:t>
-      </w:r>
-      <w:r>
-        <w:t>Flutter, Dart, React Native</w:t>
-      </w:r>
-    </w:p>
-    <w:p>
-      <w:r>
-        <w:rPr>
-          <w:b/>
-          <w:bCs/>
-        </w:rPr>
-        <w:t xml:space="preserve">Other: </w:t>
-      </w:r>
-      <w:r>
-        <w:t>Web3/Blockchain, Solidity, Git, Figma, Prisma, Drizzle, Firebase, Agile/Scrum</w:t>
-      </w:r>
-    </w:p>
-    <w:p>
-      <w:pPr>
-        <w:pStyle w:val="17"/>
-      </w:pPr>
-      <w:r>
-        <w:t>EDUCATION</w:t>
-      </w:r>
-    </w:p>
-    <w:p>
-      <w:pPr>
-        <w:pStyle w:val="18"/>
-      </w:pPr>
-      <w:r>
-        <w:rPr>
-          <w:b/>
-          <w:bCs/>
-        </w:rPr>
-        <w:t>Software Development Diploma</w:t>
-      </w:r>
-      <w:r>
-        <w:rPr>
-          <w:b w:val="0"/>
-          <w:bCs w:val="0"/>
-        </w:rPr>
-        <w:t xml:space="preserve">  |  British Columbia Institute of Technology (BCIT)</w:t>
-      </w:r>
-      <w:r>
-        <w:rPr>
-          <w:b w:val="0"/>
-          <w:bCs w:val="0"/>
+          <w:color w:val="666666"/>
+          <w:sz w:val="23"/>
+          <w:szCs w:val="23"/>
+        </w:rPr>
+        <w:t>2021 - 2022</w:t>
+      </w:r>
+    </w:p>
+    <w:p>
+      <w:pPr>
+        <w:spacing w:after="60"/>
+      </w:pPr>
+      <w:r>
+        <w:rPr>
+          <w:rFonts w:ascii="Calibri" w:hAnsi="Calibri" w:eastAsia="Calibri" w:cs="Calibri"/>
           <w:i/>
           <w:iCs/>
-        </w:rPr>
-        <w:t xml:space="preserve">  |  2023</w:t>
+          <w:color w:val="666666"/>
+          <w:sz w:val="21"/>
+          <w:szCs w:val="21"/>
+        </w:rPr>
+        <w:t>Built production automation system for multi-location restaurant chain (8 stores), replacing manual Excel workflows with database-driven reporting</w:t>
+      </w:r>
+    </w:p>
+    <w:p>
+      <w:pPr>
+        <w:spacing w:after="40"/>
+        <w:ind w:left="180"/>
+      </w:pPr>
+      <w:r>
+        <w:rPr>
+          <w:rFonts w:ascii="Calibri" w:hAnsi="Calibri" w:eastAsia="Calibri" w:cs="Calibri"/>
+          <w:color w:val="333333"/>
+          <w:sz w:val="21"/>
+          <w:szCs w:val="21"/>
+        </w:rPr>
+        <w:t>•  Designed end-to-end data pipeline: web scraping → data extraction → PostgreSQL storage → automated report generation</w:t>
+      </w:r>
+    </w:p>
+    <w:p>
+      <w:pPr>
+        <w:spacing w:after="40"/>
+        <w:ind w:left="180"/>
+      </w:pPr>
+      <w:r>
+        <w:rPr>
+          <w:rFonts w:ascii="Calibri" w:hAnsi="Calibri" w:eastAsia="Calibri" w:cs="Calibri"/>
+          <w:color w:val="333333"/>
+          <w:sz w:val="21"/>
+          <w:szCs w:val="21"/>
+        </w:rPr>
+        <w:t>•  Built modular extraction system processing daily operational data, time segment analysis, and material usage across 11 material types and 16 time segments</w:t>
+      </w:r>
+    </w:p>
+    <w:p>
+      <w:pPr>
+        <w:spacing w:after="40"/>
+        <w:ind w:left="180"/>
+      </w:pPr>
+      <w:r>
+        <w:rPr>
+          <w:rFonts w:ascii="Calibri" w:hAnsi="Calibri" w:eastAsia="Calibri" w:cs="Calibri"/>
+          <w:color w:val="333333"/>
+          <w:sz w:val="21"/>
+          <w:szCs w:val="21"/>
+        </w:rPr>
+        <w:t>•  Developed Excel report generators for business intelligence: gross margin analysis, YoY comparisons, inventory tracking, and challenge target tracking</w:t>
+      </w:r>
+    </w:p>
+    <w:p>
+      <w:pPr>
+        <w:spacing w:after="40"/>
+        <w:ind w:left="180"/>
+      </w:pPr>
+      <w:r>
+        <w:rPr>
+          <w:rFonts w:ascii="Calibri" w:hAnsi="Calibri" w:eastAsia="Calibri" w:cs="Calibri"/>
+          <w:color w:val="333333"/>
+          <w:sz w:val="21"/>
+          <w:szCs w:val="21"/>
+        </w:rPr>
+        <w:t>•  Implemented Selenium-based web scraper for automated data collection from vendor dashboards</w:t>
+      </w:r>
+    </w:p>
+    <w:p>
+      <w:pPr>
+        <w:spacing w:after="40"/>
+        <w:ind w:left="180"/>
+      </w:pPr>
+      <w:r>
+        <w:rPr>
+          <w:rFonts w:ascii="Calibri" w:hAnsi="Calibri" w:eastAsia="Calibri" w:cs="Calibri"/>
+          <w:color w:val="333333"/>
+          <w:sz w:val="21"/>
+          <w:szCs w:val="21"/>
+        </w:rPr>
+        <w:t>•  Created bank transaction processing system handling multiple Canadian banks (RBC, TD, CIBC, BMO)</w:t>
+      </w:r>
+    </w:p>
+    <w:p>
+      <w:pPr>
+        <w:spacing w:after="100"/>
+        <w:ind w:left="180"/>
+      </w:pPr>
+      <w:r>
+        <w:rPr>
+          <w:rFonts w:ascii="Calibri" w:hAnsi="Calibri" w:eastAsia="Calibri" w:cs="Calibri"/>
+          <w:b/>
+          <w:bCs/>
+          <w:color w:val="666666"/>
+          <w:sz w:val="21"/>
+          <w:szCs w:val="21"/>
+        </w:rPr>
+        <w:t xml:space="preserve">Tech: </w:t>
+      </w:r>
+      <w:r>
+        <w:rPr>
+          <w:rFonts w:ascii="Calibri" w:hAnsi="Calibri" w:eastAsia="Calibri" w:cs="Calibri"/>
+          <w:color w:val="666666"/>
+          <w:sz w:val="21"/>
+          <w:szCs w:val="21"/>
+        </w:rPr>
+        <w:t>Python, PostgreSQL, Pandas, Selenium, OpenPyXL; eliminated hours of manual work weekly across 20+ report types</w:t>
+      </w:r>
+    </w:p>
+    <w:p>
+      <w:pPr>
+        <w:pBdr>
+          <w:bottom w:val="single" w:color="000000" w:sz="6" w:space="0"/>
+        </w:pBdr>
+        <w:spacing w:before="280" w:after="100"/>
+      </w:pPr>
+      <w:r>
+        <w:rPr>
+          <w:rFonts w:ascii="Calibri" w:hAnsi="Calibri" w:eastAsia="Calibri" w:cs="Calibri"/>
+          <w:b/>
+          <w:bCs/>
+          <w:caps/>
+          <w:color w:val="000000"/>
+          <w:sz w:val="26"/>
+          <w:szCs w:val="26"/>
+        </w:rPr>
+        <w:t>Projects</w:t>
+      </w:r>
+    </w:p>
+    <w:p>
+      <w:pPr>
+        <w:spacing w:before="180" w:after="40"/>
+      </w:pPr>
+      <w:r>
+        <w:rPr>
+          <w:rFonts w:ascii="Calibri" w:hAnsi="Calibri" w:eastAsia="Calibri" w:cs="Calibri"/>
+          <w:b/>
+          <w:bCs/>
+          <w:color w:val="000000"/>
+          <w:sz w:val="22"/>
+          <w:szCs w:val="22"/>
+        </w:rPr>
+        <w:t>PlotEngine</w:t>
+      </w:r>
+      <w:r>
+        <w:rPr>
+          <w:rFonts w:ascii="Calibri" w:hAnsi="Calibri" w:eastAsia="Calibri" w:cs="Calibri"/>
+          <w:color w:val="666666"/>
+          <w:sz w:val="22"/>
+          <w:szCs w:val="22"/>
+        </w:rPr>
+        <w:t xml:space="preserve"> — </w:t>
+      </w:r>
+      <w:r>
+        <w:rPr>
+          <w:rFonts w:ascii="Calibri" w:hAnsi="Calibri" w:eastAsia="Calibri" w:cs="Calibri"/>
+          <w:color w:val="333333"/>
+          <w:sz w:val="22"/>
+          <w:szCs w:val="22"/>
+        </w:rPr>
+        <w:t>Cross-Platform AI Writing Assistant (plot-engine.com)</w:t>
+      </w:r>
+    </w:p>
+    <w:p>
+      <w:pPr>
+        <w:spacing w:after="40"/>
+        <w:ind w:left="180"/>
+      </w:pPr>
+      <w:r>
+        <w:rPr>
+          <w:rFonts w:ascii="Calibri" w:hAnsi="Calibri" w:eastAsia="Calibri" w:cs="Calibri"/>
+          <w:color w:val="333333"/>
+          <w:sz w:val="21"/>
+          <w:szCs w:val="21"/>
+        </w:rPr>
+        <w:t>•  Built rich text editor with AI-assisted features for fiction writers using Flutter, supporting macOS desktop and web platforms</w:t>
+      </w:r>
+    </w:p>
+    <w:p>
+      <w:pPr>
+        <w:spacing w:after="40"/>
+        <w:ind w:left="180"/>
+      </w:pPr>
+      <w:r>
+        <w:rPr>
+          <w:rFonts w:ascii="Calibri" w:hAnsi="Calibri" w:eastAsia="Calibri" w:cs="Calibri"/>
+          <w:color w:val="333333"/>
+          <w:sz w:val="21"/>
+          <w:szCs w:val="21"/>
+        </w:rPr>
+        <w:t>•  Implemented AI-powered entity recognition to automatically identify and track story elements (characters, locations, objects, events)</w:t>
+      </w:r>
+    </w:p>
+    <w:p>
+      <w:pPr>
+        <w:spacing w:after="40"/>
+        <w:ind w:left="180"/>
+      </w:pPr>
+      <w:r>
+        <w:rPr>
+          <w:rFonts w:ascii="Calibri" w:hAnsi="Calibri" w:eastAsia="Calibri" w:cs="Calibri"/>
+          <w:color w:val="333333"/>
+          <w:sz w:val="21"/>
+          <w:szCs w:val="21"/>
+        </w:rPr>
+        <w:t>•  Built knowledge base system for managing narrative elements with real-time entity highlighting in editor</w:t>
+      </w:r>
+    </w:p>
+    <w:p>
+      <w:pPr>
+        <w:spacing w:after="40"/>
+        <w:ind w:left="180"/>
+      </w:pPr>
+      <w:r>
+        <w:rPr>
+          <w:rFonts w:ascii="Calibri" w:hAnsi="Calibri" w:eastAsia="Calibri" w:cs="Calibri"/>
+          <w:color w:val="333333"/>
+          <w:sz w:val="21"/>
+          <w:szCs w:val="21"/>
+        </w:rPr>
+        <w:t>•  Designed platform-aware service architecture with abstracted interfaces for local file storage (desktop) and cloud backend (web)</w:t>
+      </w:r>
+    </w:p>
+    <w:p>
+      <w:pPr>
+        <w:spacing w:after="40"/>
+        <w:ind w:left="180"/>
+      </w:pPr>
+      <w:r>
+        <w:rPr>
+          <w:rFonts w:ascii="Calibri" w:hAnsi="Calibri" w:eastAsia="Calibri" w:cs="Calibri"/>
+          <w:color w:val="333333"/>
+          <w:sz w:val="21"/>
+          <w:szCs w:val="21"/>
+        </w:rPr>
+        <w:t>•  Created multi-tab editor with preview/permanent tab behavior, 5-second debounced auto-save, and three-panel layout</w:t>
+      </w:r>
+    </w:p>
+    <w:p>
+      <w:pPr>
+        <w:spacing w:after="40"/>
+        <w:ind w:left="180"/>
+      </w:pPr>
+      <w:r>
+        <w:rPr>
+          <w:rFonts w:ascii="Calibri" w:hAnsi="Calibri" w:eastAsia="Calibri" w:cs="Calibri"/>
+          <w:color w:val="333333"/>
+          <w:sz w:val="21"/>
+          <w:szCs w:val="21"/>
+        </w:rPr>
+        <w:t>•  Integrated Google OAuth authentication, billing/credits system for AI features, and multi-language support (EN/ZH/FR)</w:t>
+      </w:r>
+    </w:p>
+    <w:p>
+      <w:pPr>
+        <w:spacing w:after="100"/>
+        <w:ind w:left="180"/>
+      </w:pPr>
+      <w:r>
+        <w:rPr>
+          <w:rFonts w:ascii="Calibri" w:hAnsi="Calibri" w:eastAsia="Calibri" w:cs="Calibri"/>
+          <w:b/>
+          <w:bCs/>
+          <w:color w:val="666666"/>
+          <w:sz w:val="21"/>
+          <w:szCs w:val="21"/>
+        </w:rPr>
+        <w:t xml:space="preserve">Tech: </w:t>
+      </w:r>
+      <w:r>
+        <w:rPr>
+          <w:rFonts w:ascii="Calibri" w:hAnsi="Calibri" w:eastAsia="Calibri" w:cs="Calibri"/>
+          <w:color w:val="666666"/>
+          <w:sz w:val="21"/>
+          <w:szCs w:val="21"/>
+        </w:rPr>
+        <w:t>Flutter, Dart, Riverpod (state management), REST API, OAuth, Cloud Storage</w:t>
+      </w:r>
+    </w:p>
+    <w:p>
+      <w:pPr>
+        <w:spacing w:before="180" w:after="40"/>
+      </w:pPr>
+      <w:r>
+        <w:rPr>
+          <w:rFonts w:ascii="Calibri" w:hAnsi="Calibri" w:eastAsia="Calibri" w:cs="Calibri"/>
+          <w:b/>
+          <w:bCs/>
+          <w:color w:val="000000"/>
+          <w:sz w:val="22"/>
+          <w:szCs w:val="22"/>
+        </w:rPr>
+        <w:t>Personal Skill Map</w:t>
+      </w:r>
+      <w:r>
+        <w:rPr>
+          <w:rFonts w:ascii="Calibri" w:hAnsi="Calibri" w:eastAsia="Calibri" w:cs="Calibri"/>
+          <w:color w:val="666666"/>
+          <w:sz w:val="22"/>
+          <w:szCs w:val="22"/>
+        </w:rPr>
+        <w:t xml:space="preserve"> — </w:t>
+      </w:r>
+      <w:r>
+        <w:rPr>
+          <w:rFonts w:ascii="Calibri" w:hAnsi="Calibri" w:eastAsia="Calibri" w:cs="Calibri"/>
+          <w:color w:val="333333"/>
+          <w:sz w:val="22"/>
+          <w:szCs w:val="22"/>
+        </w:rPr>
+        <w:t>AI-Powered Career Development Platform (personalskillmap.com)</w:t>
+      </w:r>
+    </w:p>
+    <w:p>
+      <w:pPr>
+        <w:spacing w:after="40"/>
+        <w:ind w:left="180"/>
+      </w:pPr>
+      <w:r>
+        <w:rPr>
+          <w:rFonts w:ascii="Calibri" w:hAnsi="Calibri" w:eastAsia="Calibri" w:cs="Calibri"/>
+          <w:color w:val="333333"/>
+          <w:sz w:val="21"/>
+          <w:szCs w:val="21"/>
+        </w:rPr>
+        <w:t>•  Built AI-powered skill tree visualization using React Flow that generates interactive career progression maps from natural language queries</w:t>
+      </w:r>
+    </w:p>
+    <w:p>
+      <w:pPr>
+        <w:spacing w:after="40"/>
+        <w:ind w:left="180"/>
+      </w:pPr>
+      <w:r>
+        <w:rPr>
+          <w:rFonts w:ascii="Calibri" w:hAnsi="Calibri" w:eastAsia="Calibri" w:cs="Calibri"/>
+          <w:color w:val="333333"/>
+          <w:sz w:val="21"/>
+          <w:szCs w:val="21"/>
+        </w:rPr>
+        <w:t>•  Implemented multi-format document import (PDF, Word, images, URLs) with GPT-4o vision for intelligent skill extraction and fuzzy-matching deduplication</w:t>
+      </w:r>
+    </w:p>
+    <w:p>
+      <w:pPr>
+        <w:spacing w:after="40"/>
+        <w:ind w:left="180"/>
+      </w:pPr>
+      <w:r>
+        <w:rPr>
+          <w:rFonts w:ascii="Calibri" w:hAnsi="Calibri" w:eastAsia="Calibri" w:cs="Calibri"/>
+          <w:color w:val="333333"/>
+          <w:sz w:val="21"/>
+          <w:szCs w:val="21"/>
+        </w:rPr>
+        <w:t>•  Developed AI resume generation pipeline with job requirement analysis, ATS keyword injection, and cover letter generation using Tavily web search for company research</w:t>
+      </w:r>
+    </w:p>
+    <w:p>
+      <w:pPr>
+        <w:spacing w:after="40"/>
+        <w:ind w:left="180"/>
+      </w:pPr>
+      <w:r>
+        <w:rPr>
+          <w:rFonts w:ascii="Calibri" w:hAnsi="Calibri" w:eastAsia="Calibri" w:cs="Calibri"/>
+          <w:color w:val="333333"/>
+          <w:sz w:val="21"/>
+          <w:szCs w:val="21"/>
+        </w:rPr>
+        <w:t>•  Engineered 10-locale i18n system with locale-aware AI generation, CJK font rendering in PDFs, and URL prefix routing</w:t>
+      </w:r>
+    </w:p>
+    <w:p>
+      <w:pPr>
+        <w:spacing w:after="40"/>
+        <w:ind w:left="180"/>
+      </w:pPr>
+      <w:r>
+        <w:rPr>
+          <w:rFonts w:ascii="Calibri" w:hAnsi="Calibri" w:eastAsia="Calibri" w:cs="Calibri"/>
+          <w:color w:val="333333"/>
+          <w:sz w:val="21"/>
+          <w:szCs w:val="21"/>
+        </w:rPr>
+        <w:t>•  Designed credit-based billing system with Stripe subscriptions, tiered access controls, and complete transaction audit trail</w:t>
+      </w:r>
+    </w:p>
+    <w:p>
+      <w:pPr>
+        <w:spacing w:after="40"/>
+        <w:ind w:left="180"/>
+      </w:pPr>
+      <w:r>
+        <w:rPr>
+          <w:rFonts w:ascii="Calibri" w:hAnsi="Calibri" w:eastAsia="Calibri" w:cs="Calibri"/>
+          <w:color w:val="333333"/>
+          <w:sz w:val="21"/>
+          <w:szCs w:val="21"/>
+        </w:rPr>
+        <w:t>•  Implemented multi-provider auth (Google, Twitter, WeChat, Web3/SIWE) with NextAuth.js</w:t>
+      </w:r>
+    </w:p>
+    <w:p>
+      <w:pPr>
+        <w:spacing w:after="100"/>
+        <w:ind w:left="180"/>
+      </w:pPr>
+      <w:r>
+        <w:rPr>
+          <w:rFonts w:ascii="Calibri" w:hAnsi="Calibri" w:eastAsia="Calibri" w:cs="Calibri"/>
+          <w:b/>
+          <w:bCs/>
+          <w:color w:val="666666"/>
+          <w:sz w:val="21"/>
+          <w:szCs w:val="21"/>
+        </w:rPr>
+        <w:t xml:space="preserve">Tech: </w:t>
+      </w:r>
+      <w:r>
+        <w:rPr>
+          <w:rFonts w:ascii="Calibri" w:hAnsi="Calibri" w:eastAsia="Calibri" w:cs="Calibri"/>
+          <w:color w:val="666666"/>
+          <w:sz w:val="21"/>
+          <w:szCs w:val="21"/>
+        </w:rPr>
+        <w:t>Next.js 15, React 19, TypeScript, React Flow, Drizzle ORM, Neon PostgreSQL, Upstash Redis, OpenAI GPT-4o, Stripe, Vercel</w:t>
+      </w:r>
+    </w:p>
+    <w:p>
+      <w:pPr>
+        <w:spacing w:before="180" w:after="40"/>
+      </w:pPr>
+      <w:r>
+        <w:rPr>
+          <w:rFonts w:ascii="Calibri" w:hAnsi="Calibri" w:eastAsia="Calibri" w:cs="Calibri"/>
+          <w:b/>
+          <w:bCs/>
+          <w:color w:val="000000"/>
+          <w:sz w:val="22"/>
+          <w:szCs w:val="22"/>
+        </w:rPr>
+        <w:t>Point System SaaS</w:t>
+      </w:r>
+      <w:r>
+        <w:rPr>
+          <w:rFonts w:ascii="Calibri" w:hAnsi="Calibri" w:eastAsia="Calibri" w:cs="Calibri"/>
+          <w:color w:val="666666"/>
+          <w:sz w:val="22"/>
+          <w:szCs w:val="22"/>
+        </w:rPr>
+        <w:t xml:space="preserve"> — </w:t>
+      </w:r>
+      <w:r>
+        <w:rPr>
+          <w:rFonts w:ascii="Calibri" w:hAnsi="Calibri" w:eastAsia="Calibri" w:cs="Calibri"/>
+          <w:color w:val="333333"/>
+          <w:sz w:val="22"/>
+          <w:szCs w:val="22"/>
+        </w:rPr>
+        <w:t>Multi-Tenant Rewards Platform (point-system-monorepo-saas-web.vercel.app)</w:t>
+      </w:r>
+    </w:p>
+    <w:p>
+      <w:pPr>
+        <w:spacing w:after="40"/>
+        <w:ind w:left="180"/>
+      </w:pPr>
+      <w:r>
+        <w:rPr>
+          <w:rFonts w:ascii="Calibri" w:hAnsi="Calibri" w:eastAsia="Calibri" w:cs="Calibri"/>
+          <w:color w:val="333333"/>
+          <w:sz w:val="21"/>
+          <w:szCs w:val="21"/>
+        </w:rPr>
+        <w:t>•  Built full-stack multi-tenant SaaS platform for tracking user rewards and loyalty points with pnpm monorepo architecture (5 Next.js/Fastify apps, 2 shared packages)</w:t>
+      </w:r>
+    </w:p>
+    <w:p>
+      <w:pPr>
+        <w:spacing w:after="40"/>
+        <w:ind w:left="180"/>
+      </w:pPr>
+      <w:r>
+        <w:rPr>
+          <w:rFonts w:ascii="Calibri" w:hAnsi="Calibri" w:eastAsia="Calibri" w:cs="Calibri"/>
+          <w:color w:val="333333"/>
+          <w:sz w:val="21"/>
+          <w:szCs w:val="21"/>
+        </w:rPr>
+        <w:t>•  Designed multi-tenant architecture with isolated PostgreSQL databases per tenant, custom domain support, and white-label theming</w:t>
+      </w:r>
+    </w:p>
+    <w:p>
+      <w:pPr>
+        <w:spacing w:after="40"/>
+        <w:ind w:left="180"/>
+      </w:pPr>
+      <w:r>
+        <w:rPr>
+          <w:rFonts w:ascii="Calibri" w:hAnsi="Calibri" w:eastAsia="Calibri" w:cs="Calibri"/>
+          <w:color w:val="333333"/>
+          <w:sz w:val="21"/>
+          <w:szCs w:val="21"/>
+        </w:rPr>
+        <w:t>•  Automated infrastructure provisioning via Railway GraphQL API for worker services and Vercel API for domain management</w:t>
+      </w:r>
+    </w:p>
+    <w:p>
+      <w:pPr>
+        <w:spacing w:after="40"/>
+        <w:ind w:left="180"/>
+      </w:pPr>
+      <w:r>
+        <w:rPr>
+          <w:rFonts w:ascii="Calibri" w:hAnsi="Calibri" w:eastAsia="Calibri" w:cs="Calibri"/>
+          <w:color w:val="333333"/>
+          <w:sz w:val="21"/>
+          <w:szCs w:val="21"/>
+        </w:rPr>
+        <w:t>•  Implemented append-only ledger design for immutable point transactions with snapshot caching for performant leaderboards</w:t>
+      </w:r>
+    </w:p>
+    <w:p>
+      <w:pPr>
+        <w:spacing w:after="40"/>
+        <w:ind w:left="180"/>
+      </w:pPr>
+      <w:r>
+        <w:rPr>
+          <w:rFonts w:ascii="Calibri" w:hAnsi="Calibri" w:eastAsia="Calibri" w:cs="Calibri"/>
+          <w:color w:val="333333"/>
+          <w:sz w:val="21"/>
+          <w:szCs w:val="21"/>
+        </w:rPr>
+        <w:t>•  Built quest/campaign system with multiple quest types, recurrence patterns, and Twitter/Discord OAuth verification</w:t>
+      </w:r>
+    </w:p>
+    <w:p>
+      <w:pPr>
+        <w:spacing w:after="40"/>
+        <w:ind w:left="180"/>
+      </w:pPr>
+      <w:r>
+        <w:rPr>
+          <w:rFonts w:ascii="Calibri" w:hAnsi="Calibri" w:eastAsia="Calibri" w:cs="Calibri"/>
+          <w:color w:val="333333"/>
+          <w:sz w:val="21"/>
+          <w:szCs w:val="21"/>
+        </w:rPr>
+        <w:t>•  Developed multi-level referral system with configurable bonus percentages via PostgreSQL triggers</w:t>
+      </w:r>
+    </w:p>
+    <w:p>
+      <w:pPr>
+        <w:spacing w:after="40"/>
+        <w:ind w:left="180"/>
+      </w:pPr>
+      <w:r>
+        <w:rPr>
+          <w:rFonts w:ascii="Calibri" w:hAnsi="Calibri" w:eastAsia="Calibri" w:cs="Calibri"/>
+          <w:color w:val="333333"/>
+          <w:sz w:val="21"/>
+          <w:szCs w:val="21"/>
+        </w:rPr>
+        <w:t>•  Implemented anti-sybil protection using IP/device fingerprinting with automatic flagging and blacklisting</w:t>
+      </w:r>
+    </w:p>
+    <w:p>
+      <w:pPr>
+        <w:spacing w:after="100"/>
+        <w:ind w:left="180"/>
+      </w:pPr>
+      <w:r>
+        <w:rPr>
+          <w:rFonts w:ascii="Calibri" w:hAnsi="Calibri" w:eastAsia="Calibri" w:cs="Calibri"/>
+          <w:b/>
+          <w:bCs/>
+          <w:color w:val="666666"/>
+          <w:sz w:val="21"/>
+          <w:szCs w:val="21"/>
+        </w:rPr>
+        <w:t xml:space="preserve">Tech: </w:t>
+      </w:r>
+      <w:r>
+        <w:rPr>
+          <w:rFonts w:ascii="Calibri" w:hAnsi="Calibri" w:eastAsia="Calibri" w:cs="Calibri"/>
+          <w:color w:val="666666"/>
+          <w:sz w:val="21"/>
+          <w:szCs w:val="21"/>
+        </w:rPr>
+        <w:t>TypeScript, Next.js 15, Fastify, PostgreSQL, Railway, Vercel, RainbowKit wallet auth, background job workers</w:t>
+      </w:r>
+    </w:p>
+    <w:p>
+      <w:pPr>
+        <w:pBdr>
+          <w:bottom w:val="single" w:color="000000" w:sz="6" w:space="0"/>
+        </w:pBdr>
+        <w:spacing w:before="280" w:after="100"/>
+      </w:pPr>
+      <w:r>
+        <w:rPr>
+          <w:rFonts w:ascii="Calibri" w:hAnsi="Calibri" w:eastAsia="Calibri" w:cs="Calibri"/>
+          <w:b/>
+          <w:bCs/>
+          <w:caps/>
+          <w:color w:val="000000"/>
+          <w:sz w:val="26"/>
+          <w:szCs w:val="26"/>
+        </w:rPr>
+        <w:t>Skills</w:t>
+      </w:r>
+    </w:p>
+    <w:p>
+      <w:pPr>
+        <w:spacing w:after="50"/>
+      </w:pPr>
+      <w:r>
+        <w:rPr>
+          <w:rFonts w:ascii="Calibri" w:hAnsi="Calibri" w:eastAsia="Calibri" w:cs="Calibri"/>
+          <w:b/>
+          <w:bCs/>
+          <w:color w:val="000000"/>
+          <w:sz w:val="21"/>
+          <w:szCs w:val="21"/>
+        </w:rPr>
+        <w:t xml:space="preserve">Languages:  </w:t>
+      </w:r>
+      <w:r>
+        <w:rPr>
+          <w:rFonts w:ascii="Calibri" w:hAnsi="Calibri" w:eastAsia="Calibri" w:cs="Calibri"/>
+          <w:color w:val="333333"/>
+          <w:sz w:val="21"/>
+          <w:szCs w:val="21"/>
+        </w:rPr>
+        <w:t>TypeScript, JavaScript, Python, Dart, SQL</w:t>
+      </w:r>
+    </w:p>
+    <w:p>
+      <w:pPr>
+        <w:spacing w:after="50"/>
+      </w:pPr>
+      <w:r>
+        <w:rPr>
+          <w:rFonts w:ascii="Calibri" w:hAnsi="Calibri" w:eastAsia="Calibri" w:cs="Calibri"/>
+          <w:b/>
+          <w:bCs/>
+          <w:color w:val="000000"/>
+          <w:sz w:val="21"/>
+          <w:szCs w:val="21"/>
+        </w:rPr>
+        <w:t xml:space="preserve">Frontend:  </w:t>
+      </w:r>
+      <w:r>
+        <w:rPr>
+          <w:rFonts w:ascii="Calibri" w:hAnsi="Calibri" w:eastAsia="Calibri" w:cs="Calibri"/>
+          <w:color w:val="333333"/>
+          <w:sz w:val="21"/>
+          <w:szCs w:val="21"/>
+        </w:rPr>
+        <w:t>React 18/19, Next.js 14/15, React Flow, TanStack Query, Redux Toolkit, MobX, Tailwind CSS, Framer Motion</w:t>
+      </w:r>
+    </w:p>
+    <w:p>
+      <w:pPr>
+        <w:spacing w:after="50"/>
+      </w:pPr>
+      <w:r>
+        <w:rPr>
+          <w:rFonts w:ascii="Calibri" w:hAnsi="Calibri" w:eastAsia="Calibri" w:cs="Calibri"/>
+          <w:b/>
+          <w:bCs/>
+          <w:color w:val="000000"/>
+          <w:sz w:val="21"/>
+          <w:szCs w:val="21"/>
+        </w:rPr>
+        <w:t xml:space="preserve">Backend:  </w:t>
+      </w:r>
+      <w:r>
+        <w:rPr>
+          <w:rFonts w:ascii="Calibri" w:hAnsi="Calibri" w:eastAsia="Calibri" w:cs="Calibri"/>
+          <w:color w:val="333333"/>
+          <w:sz w:val="21"/>
+          <w:szCs w:val="21"/>
+        </w:rPr>
+        <w:t>Node.js, Express, Fastify, tRPC, REST APIs, GraphQL, Apollo, Subgraph, Webhooks</w:t>
+      </w:r>
+    </w:p>
+    <w:p>
+      <w:pPr>
+        <w:spacing w:after="50"/>
+      </w:pPr>
+      <w:r>
+        <w:rPr>
+          <w:rFonts w:ascii="Calibri" w:hAnsi="Calibri" w:eastAsia="Calibri" w:cs="Calibri"/>
+          <w:b/>
+          <w:bCs/>
+          <w:color w:val="000000"/>
+          <w:sz w:val="21"/>
+          <w:szCs w:val="21"/>
+        </w:rPr>
+        <w:t xml:space="preserve">Databases:  </w:t>
+      </w:r>
+      <w:r>
+        <w:rPr>
+          <w:rFonts w:ascii="Calibri" w:hAnsi="Calibri" w:eastAsia="Calibri" w:cs="Calibri"/>
+          <w:color w:val="333333"/>
+          <w:sz w:val="21"/>
+          <w:szCs w:val="21"/>
+        </w:rPr>
+        <w:t>PostgreSQL, Neon, MySQL, MongoDB, Redis, Upstash, Drizzle ORM, Prisma</w:t>
+      </w:r>
+    </w:p>
+    <w:p>
+      <w:pPr>
+        <w:spacing w:after="50"/>
+      </w:pPr>
+      <w:r>
+        <w:rPr>
+          <w:rFonts w:ascii="Calibri" w:hAnsi="Calibri" w:eastAsia="Calibri" w:cs="Calibri"/>
+          <w:b/>
+          <w:bCs/>
+          <w:color w:val="000000"/>
+          <w:sz w:val="21"/>
+          <w:szCs w:val="21"/>
+        </w:rPr>
+        <w:t xml:space="preserve">Web3:  </w:t>
+      </w:r>
+      <w:r>
+        <w:rPr>
+          <w:rFonts w:ascii="Calibri" w:hAnsi="Calibri" w:eastAsia="Calibri" w:cs="Calibri"/>
+          <w:color w:val="333333"/>
+          <w:sz w:val="21"/>
+          <w:szCs w:val="21"/>
+        </w:rPr>
+        <w:t>Wagmi, Viem, ethers.js, RainbowKit, Privy, Particle Network, Multi-chain (EVM/Solana/Cosmos)</w:t>
+      </w:r>
+    </w:p>
+    <w:p>
+      <w:pPr>
+        <w:spacing w:after="50"/>
+      </w:pPr>
+      <w:r>
+        <w:rPr>
+          <w:rFonts w:ascii="Calibri" w:hAnsi="Calibri" w:eastAsia="Calibri" w:cs="Calibri"/>
+          <w:b/>
+          <w:bCs/>
+          <w:color w:val="000000"/>
+          <w:sz w:val="21"/>
+          <w:szCs w:val="21"/>
+        </w:rPr>
+        <w:t xml:space="preserve">AI/LLM:  </w:t>
+      </w:r>
+      <w:r>
+        <w:rPr>
+          <w:rFonts w:ascii="Calibri" w:hAnsi="Calibri" w:eastAsia="Calibri" w:cs="Calibri"/>
+          <w:color w:val="333333"/>
+          <w:sz w:val="21"/>
+          <w:szCs w:val="21"/>
+        </w:rPr>
+        <w:t>OpenAI GPT-4o, Prompt Engineering, RAG, Entity Recognition, Tavily Search</w:t>
+      </w:r>
+    </w:p>
+    <w:p>
+      <w:pPr>
+        <w:spacing w:after="50"/>
+      </w:pPr>
+      <w:r>
+        <w:rPr>
+          <w:rFonts w:ascii="Calibri" w:hAnsi="Calibri" w:eastAsia="Calibri" w:cs="Calibri"/>
+          <w:b/>
+          <w:bCs/>
+          <w:color w:val="000000"/>
+          <w:sz w:val="21"/>
+          <w:szCs w:val="21"/>
+        </w:rPr>
+        <w:t xml:space="preserve">DevOps/Infra:  </w:t>
+      </w:r>
+      <w:r>
+        <w:rPr>
+          <w:rFonts w:ascii="Calibri" w:hAnsi="Calibri" w:eastAsia="Calibri" w:cs="Calibri"/>
+          <w:color w:val="333333"/>
+          <w:sz w:val="21"/>
+          <w:szCs w:val="21"/>
+        </w:rPr>
+        <w:t>Vercel, Railway, AWS, Docker, CI/CD, GitHub Actions, Sentry, Nx Monorepo</w:t>
+      </w:r>
+    </w:p>
+    <w:p>
+      <w:pPr>
+        <w:spacing w:after="50"/>
+      </w:pPr>
+      <w:r>
+        <w:rPr>
+          <w:rFonts w:ascii="Calibri" w:hAnsi="Calibri" w:eastAsia="Calibri" w:cs="Calibri"/>
+          <w:b/>
+          <w:bCs/>
+          <w:color w:val="000000"/>
+          <w:sz w:val="21"/>
+          <w:szCs w:val="21"/>
+        </w:rPr>
+        <w:t xml:space="preserve">Payments/Auth:  </w:t>
+      </w:r>
+      <w:r>
+        <w:rPr>
+          <w:rFonts w:ascii="Calibri" w:hAnsi="Calibri" w:eastAsia="Calibri" w:cs="Calibri"/>
+          <w:color w:val="333333"/>
+          <w:sz w:val="21"/>
+          <w:szCs w:val="21"/>
+        </w:rPr>
+        <w:t>Stripe, NextAuth.js, OAuth (Google/Twitter/Discord/WeChat), Web3 SIWE</w:t>
+      </w:r>
+    </w:p>
+    <w:p>
+      <w:pPr>
+        <w:pBdr>
+          <w:bottom w:val="single" w:color="000000" w:sz="6" w:space="0"/>
+        </w:pBdr>
+        <w:spacing w:before="280" w:after="100"/>
+      </w:pPr>
+      <w:r>
+        <w:rPr>
+          <w:rFonts w:ascii="Calibri" w:hAnsi="Calibri" w:eastAsia="Calibri" w:cs="Calibri"/>
+          <w:b/>
+          <w:bCs/>
+          <w:caps/>
+          <w:color w:val="000000"/>
+          <w:sz w:val="26"/>
+          <w:szCs w:val="26"/>
+        </w:rPr>
+        <w:t>Education</w:t>
+      </w:r>
+    </w:p>
+    <w:p>
+      <w:pPr>
+        <w:spacing w:before="220" w:after="40"/>
+      </w:pPr>
+      <w:r>
+        <w:rPr>
+          <w:rFonts w:ascii="Calibri" w:hAnsi="Calibri" w:eastAsia="Calibri" w:cs="Calibri"/>
+          <w:b/>
+          <w:bCs/>
+          <w:color w:val="000000"/>
+          <w:sz w:val="23"/>
+          <w:szCs w:val="23"/>
+        </w:rPr>
+        <w:t>Software Development Diploma</w:t>
+      </w:r>
+      <w:r>
+        <w:rPr>
+          <w:rFonts w:ascii="Calibri" w:hAnsi="Calibri" w:eastAsia="Calibri" w:cs="Calibri"/>
+          <w:color w:val="666666"/>
+          <w:sz w:val="23"/>
+          <w:szCs w:val="23"/>
+        </w:rPr>
+        <w:t xml:space="preserve">  |  </w:t>
+      </w:r>
+      <w:r>
+        <w:rPr>
+          <w:rFonts w:ascii="Calibri" w:hAnsi="Calibri" w:eastAsia="Calibri" w:cs="Calibri"/>
+          <w:color w:val="333333"/>
+          <w:sz w:val="23"/>
+          <w:szCs w:val="23"/>
+        </w:rPr>
+        <w:t>British Columbia Institute of Technology (BCIT)</w:t>
+      </w:r>
+      <w:r>
+        <w:rPr>
+          <w:rFonts w:ascii="Calibri" w:hAnsi="Calibri" w:eastAsia="Calibri" w:cs="Calibri"/>
+          <w:color w:val="666666"/>
+          <w:sz w:val="23"/>
+          <w:szCs w:val="23"/>
+        </w:rPr>
+        <w:t xml:space="preserve">  |  </w:t>
+      </w:r>
+      <w:r>
+        <w:rPr>
+          <w:rFonts w:ascii="Calibri" w:hAnsi="Calibri" w:eastAsia="Calibri" w:cs="Calibri"/>
+          <w:i/>
+          <w:iCs/>
+          <w:color w:val="666666"/>
+          <w:sz w:val="23"/>
+          <w:szCs w:val="23"/>
+        </w:rPr>
+        <w:t>2023</w:t>
       </w:r>
     </w:p>
     <w:sectPr>
       <w:pgSz w:w="12240" w:h="15840"/>
-      <w:pgMar w:top="720" w:right="720" w:bottom="720" w:left="720" w:header="708" w:footer="708" w:gutter="0"/>
+      <w:pgMar w:top="720" w:right="800" w:bottom="720" w:left="800" w:header="708" w:footer="708" w:gutter="0"/>
       <w:cols w:space="720" w:num="1"/>
       <w:docGrid w:linePitch="360" w:charSpace="0"/>
     </w:sectPr>
@@ -587,62 +1681,12 @@
 </w:document>
 </file>
 
-<file path=word/endnotes.xml><?xml version="1.0" encoding="utf-8"?>
-<w:endnotes xmlns:wpc="http://schemas.microsoft.com/office/word/2010/wordprocessingCanvas" xmlns:mc="http://schemas.openxmlformats.org/markup-compatibility/2006" xmlns:o="urn:schemas-microsoft-com:office:office" xmlns:r="http://schemas.openxmlformats.org/officeDocument/2006/relationships" xmlns:m="http://schemas.openxmlformats.org/officeDocument/2006/math" xmlns:v="urn:schemas-microsoft-com:vml" xmlns:wp14="http://schemas.microsoft.com/office/word/2010/wordprocessingDrawing" xmlns:wp="http://schemas.openxmlformats.org/drawingml/2006/wordprocessingDrawing" xmlns:w="http://schemas.openxmlformats.org/wordprocessingml/2006/main" xmlns:w14="http://schemas.microsoft.com/office/word/2010/wordml" xmlns:w15="http://schemas.microsoft.com/office/word/2012/wordml" xmlns:w10="urn:schemas-microsoft-com:office:word" xmlns:wpg="http://schemas.microsoft.com/office/word/2010/wordprocessingGroup" xmlns:wpi="http://schemas.microsoft.com/office/word/2010/wordprocessingInk" xmlns:wne="http://schemas.microsoft.com/office/word/2006/wordml" xmlns:wps="http://schemas.microsoft.com/office/word/2010/wordprocessingShape" xmlns:wpsCustomData="http://www.wps.cn/officeDocument/2013/wpsCustomData" mc:Ignorable="w14 w15 wp14">
-  <w:endnote w:type="separator" w:id="0">
-    <w:p>
-      <w:pPr>
-        <w:spacing w:line="240" w:lineRule="auto"/>
-      </w:pPr>
-      <w:r>
-        <w:separator/>
-      </w:r>
-    </w:p>
-  </w:endnote>
-  <w:endnote w:type="continuationSeparator" w:id="1">
-    <w:p>
-      <w:pPr>
-        <w:spacing w:line="240" w:lineRule="auto"/>
-      </w:pPr>
-      <w:r>
-        <w:continuationSeparator/>
-      </w:r>
-    </w:p>
-  </w:endnote>
-</w:endnotes>
-</file>
-
-<file path=word/footnotes.xml><?xml version="1.0" encoding="utf-8"?>
-<w:footnotes xmlns:wpc="http://schemas.microsoft.com/office/word/2010/wordprocessingCanvas" xmlns:mc="http://schemas.openxmlformats.org/markup-compatibility/2006" xmlns:o="urn:schemas-microsoft-com:office:office" xmlns:r="http://schemas.openxmlformats.org/officeDocument/2006/relationships" xmlns:m="http://schemas.openxmlformats.org/officeDocument/2006/math" xmlns:v="urn:schemas-microsoft-com:vml" xmlns:wp14="http://schemas.microsoft.com/office/word/2010/wordprocessingDrawing" xmlns:wp="http://schemas.openxmlformats.org/drawingml/2006/wordprocessingDrawing" xmlns:w="http://schemas.openxmlformats.org/wordprocessingml/2006/main" xmlns:w14="http://schemas.microsoft.com/office/word/2010/wordml" xmlns:w15="http://schemas.microsoft.com/office/word/2012/wordml" xmlns:w10="urn:schemas-microsoft-com:office:word" xmlns:wpg="http://schemas.microsoft.com/office/word/2010/wordprocessingGroup" xmlns:wpi="http://schemas.microsoft.com/office/word/2010/wordprocessingInk" xmlns:wne="http://schemas.microsoft.com/office/word/2006/wordml" xmlns:wps="http://schemas.microsoft.com/office/word/2010/wordprocessingShape" xmlns:wpsCustomData="http://www.wps.cn/officeDocument/2013/wpsCustomData" mc:Ignorable="w14 w15 wp14">
-  <w:footnote w:type="separator" w:id="0">
-    <w:p>
-      <w:pPr>
-        <w:spacing w:before="0" w:after="0" w:line="276" w:lineRule="auto"/>
-      </w:pPr>
-      <w:r>
-        <w:separator/>
-      </w:r>
-    </w:p>
-  </w:footnote>
-  <w:footnote w:type="continuationSeparator" w:id="1">
-    <w:p>
-      <w:pPr>
-        <w:spacing w:before="0" w:after="0" w:line="276" w:lineRule="auto"/>
-      </w:pPr>
-      <w:r>
-        <w:continuationSeparator/>
-      </w:r>
-    </w:p>
-  </w:footnote>
-</w:footnotes>
-</file>
-
 <file path=word/styles.xml><?xml version="1.0" encoding="utf-8"?>
 <w:styles xmlns:mc="http://schemas.openxmlformats.org/markup-compatibility/2006" xmlns:o="urn:schemas-microsoft-com:office:office" xmlns:r="http://schemas.openxmlformats.org/officeDocument/2006/relationships" xmlns:m="http://schemas.openxmlformats.org/officeDocument/2006/math" xmlns:v="urn:schemas-microsoft-com:vml" xmlns:w="http://schemas.openxmlformats.org/wordprocessingml/2006/main" xmlns:w14="http://schemas.microsoft.com/office/word/2010/wordml" xmlns:w10="urn:schemas-microsoft-com:office:word" xmlns:sl="http://schemas.openxmlformats.org/schemaLibrary/2006/main" xmlns:wpsCustomData="http://www.wps.cn/officeDocument/2013/wpsCustomData" mc:Ignorable="w14">
   <w:docDefaults>
     <w:rPrDefault>
       <w:rPr>
-        <w:rFonts w:ascii="Arial" w:hAnsi="Arial" w:eastAsia="Arial" w:cs="Arial"/>
+        <w:rFonts w:ascii="Calibri" w:hAnsi="Calibri" w:eastAsia="Calibri" w:cs="Calibri"/>
       </w:rPr>
     </w:rPrDefault>
     <w:pPrDefault/>
@@ -733,7 +1777,7 @@
     <w:lsdException w:unhideWhenUsed="0" w:uiPriority="0" w:semiHidden="0" w:name="Body Text Indent 2"/>
     <w:lsdException w:unhideWhenUsed="0" w:uiPriority="0" w:semiHidden="0" w:name="Body Text Indent 3"/>
     <w:lsdException w:unhideWhenUsed="0" w:uiPriority="0" w:semiHidden="0" w:name="Block Text"/>
-    <w:lsdException w:qFormat="1" w:uiPriority="99" w:semiHidden="0" w:name="Hyperlink"/>
+    <w:lsdException w:uiPriority="99" w:semiHidden="0" w:name="Hyperlink"/>
     <w:lsdException w:unhideWhenUsed="0" w:uiPriority="0" w:semiHidden="0" w:name="FollowedHyperlink"/>
     <w:lsdException w:qFormat="1" w:unhideWhenUsed="0" w:uiPriority="0" w:semiHidden="0" w:name="Strong"/>
     <w:lsdException w:qFormat="1" w:unhideWhenUsed="0" w:uiPriority="0" w:semiHidden="0" w:name="Emphasis"/>
@@ -902,22 +1946,19 @@
     <w:name w:val="Normal"/>
     <w:qFormat/>
     <w:uiPriority w:val="0"/>
-    <w:pPr>
-      <w:spacing w:after="60" w:line="276" w:lineRule="auto"/>
-    </w:pPr>
     <w:rPr>
-      <w:rFonts w:ascii="Arial" w:hAnsi="Arial" w:eastAsia="Arial" w:cs="Arial"/>
-      <w:sz w:val="22"/>
-      <w:szCs w:val="22"/>
+      <w:rFonts w:ascii="Calibri" w:hAnsi="Calibri" w:eastAsia="Calibri" w:cs="Calibri"/>
+      <w:sz w:val="21"/>
+      <w:szCs w:val="21"/>
     </w:rPr>
   </w:style>
   <w:style w:type="paragraph" w:styleId="2">
     <w:name w:val="heading 1"/>
-    <w:basedOn w:val="1"/>
     <w:next w:val="1"/>
     <w:qFormat/>
     <w:uiPriority w:val="0"/>
     <w:rPr>
+      <w:rFonts w:ascii="Calibri" w:hAnsi="Calibri" w:eastAsia="Calibri" w:cs="Calibri"/>
       <w:color w:val="2E74B5"/>
       <w:sz w:val="32"/>
       <w:szCs w:val="32"/>
@@ -925,11 +1966,11 @@
   </w:style>
   <w:style w:type="paragraph" w:styleId="3">
     <w:name w:val="heading 2"/>
-    <w:basedOn w:val="1"/>
     <w:next w:val="1"/>
     <w:qFormat/>
     <w:uiPriority w:val="0"/>
     <w:rPr>
+      <w:rFonts w:ascii="Calibri" w:hAnsi="Calibri" w:eastAsia="Calibri" w:cs="Calibri"/>
       <w:color w:val="2E74B5"/>
       <w:sz w:val="26"/>
       <w:szCs w:val="26"/>
@@ -937,11 +1978,11 @@
   </w:style>
   <w:style w:type="paragraph" w:styleId="4">
     <w:name w:val="heading 3"/>
-    <w:basedOn w:val="1"/>
     <w:next w:val="1"/>
     <w:qFormat/>
     <w:uiPriority w:val="0"/>
     <w:rPr>
+      <w:rFonts w:ascii="Calibri" w:hAnsi="Calibri" w:eastAsia="Calibri" w:cs="Calibri"/>
       <w:color w:val="1F4D78"/>
       <w:sz w:val="24"/>
       <w:szCs w:val="24"/>
@@ -949,34 +1990,40 @@
   </w:style>
   <w:style w:type="paragraph" w:styleId="5">
     <w:name w:val="heading 4"/>
-    <w:basedOn w:val="1"/>
     <w:next w:val="1"/>
     <w:qFormat/>
     <w:uiPriority w:val="0"/>
     <w:rPr>
+      <w:rFonts w:ascii="Calibri" w:hAnsi="Calibri" w:eastAsia="Calibri" w:cs="Calibri"/>
       <w:i/>
       <w:iCs/>
       <w:color w:val="2E74B5"/>
+      <w:sz w:val="21"/>
+      <w:szCs w:val="21"/>
     </w:rPr>
   </w:style>
   <w:style w:type="paragraph" w:styleId="6">
     <w:name w:val="heading 5"/>
-    <w:basedOn w:val="1"/>
     <w:next w:val="1"/>
     <w:qFormat/>
     <w:uiPriority w:val="0"/>
     <w:rPr>
+      <w:rFonts w:ascii="Calibri" w:hAnsi="Calibri" w:eastAsia="Calibri" w:cs="Calibri"/>
       <w:color w:val="2E74B5"/>
+      <w:sz w:val="21"/>
+      <w:szCs w:val="21"/>
     </w:rPr>
   </w:style>
   <w:style w:type="paragraph" w:styleId="7">
     <w:name w:val="heading 6"/>
-    <w:basedOn w:val="1"/>
     <w:next w:val="1"/>
     <w:qFormat/>
     <w:uiPriority w:val="0"/>
     <w:rPr>
+      <w:rFonts w:ascii="Calibri" w:hAnsi="Calibri" w:eastAsia="Calibri" w:cs="Calibri"/>
       <w:color w:val="1F4D78"/>
+      <w:sz w:val="21"/>
+      <w:szCs w:val="21"/>
     </w:rPr>
   </w:style>
   <w:style w:type="character" w:default="1" w:styleId="8">
@@ -1009,7 +2056,6 @@
   </w:style>
   <w:style w:type="paragraph" w:styleId="11">
     <w:name w:val="footnote text"/>
-    <w:basedOn w:val="1"/>
     <w:link w:val="15"/>
     <w:semiHidden/>
     <w:unhideWhenUsed/>
@@ -1019,6 +2065,7 @@
       <w:spacing w:after="0" w:line="240" w:lineRule="auto"/>
     </w:pPr>
     <w:rPr>
+      <w:rFonts w:ascii="Calibri" w:hAnsi="Calibri" w:eastAsia="Calibri" w:cs="Calibri"/>
       <w:sz w:val="20"/>
       <w:szCs w:val="20"/>
     </w:rPr>
@@ -1026,7 +2073,6 @@
   <w:style w:type="character" w:styleId="12">
     <w:name w:val="Hyperlink"/>
     <w:unhideWhenUsed/>
-    <w:qFormat/>
     <w:uiPriority w:val="99"/>
     <w:rPr>
       <w:color w:val="0563C1"/>
@@ -1035,24 +2081,23 @@
   </w:style>
   <w:style w:type="paragraph" w:styleId="13">
     <w:name w:val="Title"/>
-    <w:next w:val="1"/>
     <w:qFormat/>
     <w:uiPriority w:val="0"/>
-    <w:pPr>
-      <w:spacing w:after="120"/>
-    </w:pPr>
     <w:rPr>
-      <w:rFonts w:ascii="Arial" w:hAnsi="Arial" w:eastAsia="Arial" w:cs="Arial"/>
-      <w:color w:val="666666"/>
-      <w:sz w:val="24"/>
-      <w:szCs w:val="24"/>
+      <w:rFonts w:ascii="Calibri" w:hAnsi="Calibri" w:eastAsia="Calibri" w:cs="Calibri"/>
+      <w:sz w:val="56"/>
+      <w:szCs w:val="56"/>
     </w:rPr>
   </w:style>
   <w:style w:type="paragraph" w:styleId="14">
     <w:name w:val="List Paragraph"/>
-    <w:basedOn w:val="1"/>
     <w:qFormat/>
     <w:uiPriority w:val="0"/>
+    <w:rPr>
+      <w:rFonts w:ascii="Calibri" w:hAnsi="Calibri" w:eastAsia="Calibri" w:cs="Calibri"/>
+      <w:sz w:val="21"/>
+      <w:szCs w:val="21"/>
+    </w:rPr>
   </w:style>
   <w:style w:type="character" w:customStyle="1" w:styleId="15">
     <w:name w:val="Footnote Text Char"/>
@@ -1064,58 +2109,6 @@
     <w:rPr>
       <w:sz w:val="20"/>
       <w:szCs w:val="20"/>
-    </w:rPr>
-  </w:style>
-  <w:style w:type="paragraph" w:customStyle="1" w:styleId="16">
-    <w:name w:val="Name"/>
-    <w:basedOn w:val="1"/>
-    <w:qFormat/>
-    <w:uiPriority w:val="0"/>
-    <w:pPr>
-      <w:spacing w:after="60"/>
-    </w:pPr>
-    <w:rPr>
-      <w:rFonts w:ascii="Arial" w:hAnsi="Arial" w:eastAsia="Arial" w:cs="Arial"/>
-      <w:b/>
-      <w:bCs/>
-      <w:sz w:val="48"/>
-      <w:szCs w:val="48"/>
-    </w:rPr>
-  </w:style>
-  <w:style w:type="paragraph" w:customStyle="1" w:styleId="17">
-    <w:name w:val="Section Header"/>
-    <w:basedOn w:val="1"/>
-    <w:qFormat/>
-    <w:uiPriority w:val="0"/>
-    <w:pPr>
-      <w:pBdr>
-        <w:bottom w:val="single" w:color="000000" w:sz="6" w:space="0"/>
-      </w:pBdr>
-      <w:spacing w:before="240" w:after="120"/>
-    </w:pPr>
-    <w:rPr>
-      <w:rFonts w:ascii="Arial" w:hAnsi="Arial" w:eastAsia="Arial" w:cs="Arial"/>
-      <w:b/>
-      <w:bCs/>
-      <w:caps/>
-      <w:sz w:val="24"/>
-      <w:szCs w:val="24"/>
-    </w:rPr>
-  </w:style>
-  <w:style w:type="paragraph" w:customStyle="1" w:styleId="18">
-    <w:name w:val="Job Title"/>
-    <w:basedOn w:val="1"/>
-    <w:qFormat/>
-    <w:uiPriority w:val="0"/>
-    <w:pPr>
-      <w:spacing w:before="120" w:after="40"/>
-    </w:pPr>
-    <w:rPr>
-      <w:rFonts w:ascii="Arial" w:hAnsi="Arial" w:eastAsia="Arial" w:cs="Arial"/>
-      <w:b/>
-      <w:bCs/>
-      <w:sz w:val="22"/>
-      <w:szCs w:val="22"/>
     </w:rPr>
   </w:style>
 </w:styles>
